--- a/docs/academic/paper/deliverables/AURIS_Kapak_Sayfasi.docx
+++ b/docs/academic/paper/deliverables/AURIS_Kapak_Sayfasi.docx
@@ -1,6 +1,6 @@
 
 <file path=word/document.xml><?xml version="1.0" encoding="utf-8"?>
-<w:document xmlns:wpc="http://schemas.microsoft.com/office/word/2010/wordprocessingCanvas" xmlns:cx="http://schemas.microsoft.com/office/drawing/2014/chartex" xmlns:cx1="http://schemas.microsoft.com/office/drawing/2015/9/8/chartex" xmlns:cx2="http://schemas.microsoft.com/office/drawing/2015/10/21/chartex" xmlns:cx3="http://schemas.microsoft.com/office/drawing/2016/5/9/chartex" xmlns:cx4="http://schemas.microsoft.com/office/drawing/2016/5/10/chartex" xmlns:cx5="http://schemas.microsoft.com/office/drawing/2016/5/11/chartex" xmlns:cx6="http://schemas.microsoft.com/office/drawing/2016/5/12/chartex" xmlns:cx7="http://schemas.microsoft.com/office/drawing/2016/5/13/chartex" xmlns:cx8="http://schemas.microsoft.com/office/drawing/2016/5/14/chartex" xmlns:mc="http://schemas.openxmlformats.org/markup-compatibility/2006" xmlns:aink="http://schemas.microsoft.com/office/drawing/2016/ink" xmlns:am3d="http://schemas.microsoft.com/office/drawing/2017/model3d" xmlns:o="urn:schemas-microsoft-com:office:office" xmlns:r="http://schemas.openxmlformats.org/officeDocument/2006/relationships" xmlns:m="http://schemas.openxmlformats.org/officeDocument/2006/math" xmlns:v="urn:schemas-microsoft-com:vml" xmlns:wp14="http://schemas.microsoft.com/office/word/2010/wordprocessingDrawing" xmlns:wp="http://schemas.openxmlformats.org/drawingml/2006/wordprocessingDrawing" xmlns:w10="urn:schemas-microsoft-com:office:word" xmlns:w="http://schemas.openxmlformats.org/wordprocessingml/2006/main" xmlns:w14="http://schemas.microsoft.com/office/word/2010/wordml" xmlns:w15="http://schemas.microsoft.com/office/word/2012/wordml" xmlns:w16cex="http://schemas.microsoft.com/office/word/2018/wordml/cex" xmlns:w16cid="http://schemas.microsoft.com/office/word/2016/wordml/cid" xmlns:w16="http://schemas.microsoft.com/office/word/2018/wordml" xmlns:w16sdtdh="http://schemas.microsoft.com/office/word/2020/wordml/sdtdatahash" xmlns:w16se="http://schemas.microsoft.com/office/word/2015/wordml/symex" xmlns:wpg="http://schemas.microsoft.com/office/word/2010/wordprocessingGroup" xmlns:wpi="http://schemas.microsoft.com/office/word/2010/wordprocessingInk" xmlns:wne="http://schemas.microsoft.com/office/word/2006/wordml" xmlns:wps="http://schemas.microsoft.com/office/word/2010/wordprocessingShape" mc:Ignorable="w14 w15 w16se w16cid w16 w16cex w16sdtdh wp14">
+<w:document xmlns:wpc="http://schemas.microsoft.com/office/word/2010/wordprocessingCanvas" xmlns:cx="http://schemas.microsoft.com/office/drawing/2014/chartex" xmlns:cx1="http://schemas.microsoft.com/office/drawing/2015/9/8/chartex" xmlns:cx2="http://schemas.microsoft.com/office/drawing/2015/10/21/chartex" xmlns:cx3="http://schemas.microsoft.com/office/drawing/2016/5/9/chartex" xmlns:cx4="http://schemas.microsoft.com/office/drawing/2016/5/10/chartex" xmlns:cx5="http://schemas.microsoft.com/office/drawing/2016/5/11/chartex" xmlns:cx6="http://schemas.microsoft.com/office/drawing/2016/5/12/chartex" xmlns:cx7="http://schemas.microsoft.com/office/drawing/2016/5/13/chartex" xmlns:cx8="http://schemas.microsoft.com/office/drawing/2016/5/14/chartex" xmlns:mc="http://schemas.openxmlformats.org/markup-compatibility/2006" xmlns:aink="http://schemas.microsoft.com/office/drawing/2016/ink" xmlns:am3d="http://schemas.microsoft.com/office/drawing/2017/model3d" xmlns:o="urn:schemas-microsoft-com:office:office" xmlns:oel="http://schemas.microsoft.com/office/2019/extlst" xmlns:r="http://schemas.openxmlformats.org/officeDocument/2006/relationships" xmlns:m="http://schemas.openxmlformats.org/officeDocument/2006/math" xmlns:v="urn:schemas-microsoft-com:vml" xmlns:wp14="http://schemas.microsoft.com/office/word/2010/wordprocessingDrawing" xmlns:wp="http://schemas.openxmlformats.org/drawingml/2006/wordprocessingDrawing" xmlns:w10="urn:schemas-microsoft-com:office:word" xmlns:w="http://schemas.openxmlformats.org/wordprocessingml/2006/main" xmlns:w14="http://schemas.microsoft.com/office/word/2010/wordml" xmlns:w15="http://schemas.microsoft.com/office/word/2012/wordml" xmlns:w16cex="http://schemas.microsoft.com/office/word/2018/wordml/cex" xmlns:w16cid="http://schemas.microsoft.com/office/word/2016/wordml/cid" xmlns:w16="http://schemas.microsoft.com/office/word/2018/wordml" xmlns:w16du="http://schemas.microsoft.com/office/word/2023/wordml/word16du" xmlns:w16sdtdh="http://schemas.microsoft.com/office/word/2020/wordml/sdtdatahash" xmlns:w16sdtfl="http://schemas.microsoft.com/office/word/2024/wordml/sdtformatlock" xmlns:w16se="http://schemas.microsoft.com/office/word/2015/wordml/symex" xmlns:wpg="http://schemas.microsoft.com/office/word/2010/wordprocessingGroup" xmlns:wpi="http://schemas.microsoft.com/office/word/2010/wordprocessingInk" xmlns:wne="http://schemas.microsoft.com/office/word/2006/wordml" xmlns:wps="http://schemas.microsoft.com/office/word/2010/wordprocessingShape" mc:Ignorable="w14 w15 w16se w16cid w16 w16cex w16sdtdh w16sdtfl w16du wp14">
   <w:body>
     <w:p>
       <w:pPr>
@@ -35,12 +35,10 @@
       </w:pPr>
       <w:r>
         <w:rPr>
-          <w:rFonts w:ascii="Times New Roman" w:hAnsi="Times New Roman" w:cs="Times New Roman" w:eastAsia="Times New Roman"/>
           <w:b/>
-          <w:i w:val="0"/>
-          <w:sz w:val="28"/>
-        </w:rPr>
-        <w:t>AURIS: Çoklu-Model Topluluk Yaklaşımı ile Yapay Zekâ Tarafından Üretilen Müziklerin Tespiti</w:t>
+          <w:bCs/>
+        </w:rPr>
+        <w:t>AURIS: Çoklu-model topluluk yaklaşımı ile yapay zekâ tarafından üretilen müziklerin tespiti</w:t>
       </w:r>
     </w:p>
     <w:p>
@@ -50,6 +48,221 @@
         <w:spacing w:before="0" w:beforeAutospacing="0" w:after="0" w:afterAutospacing="0" w:line="360" w:lineRule="auto"/>
         <w:jc w:val="center"/>
       </w:pPr>
+      <w:r>
+        <w:rPr>
+          <w:rStyle w:val="Gl"/>
+        </w:rPr>
+        <w:t>Yazar adları ve adres bilgileri:</w:t>
+      </w:r>
+    </w:p>
+    <w:p>
+      <w:pPr>
+        <w:spacing w:after="0" w:line="360" w:lineRule="auto"/>
+        <w:jc w:val="both"/>
+        <w:rPr>
+          <w:rFonts w:ascii="Times New Roman" w:hAnsi="Times New Roman" w:cs="Times New Roman"/>
+          <w:b/>
+          <w:sz w:val="18"/>
+          <w:szCs w:val="18"/>
+        </w:rPr>
+      </w:pPr>
+      <w:r>
+        <w:rPr>
+          <w:rFonts w:ascii="Times New Roman" w:hAnsi="Times New Roman" w:cs="Times New Roman"/>
+          <w:sz w:val="18"/>
+          <w:szCs w:val="18"/>
+          <w:shd w:val="clear" w:color="auto" w:fill="FFFFFF"/>
+        </w:rPr>
+        <w:t>H</w:t>
+      </w:r>
+      <w:r>
+        <w:rPr>
+          <w:rFonts w:ascii="Times New Roman" w:hAnsi="Times New Roman" w:cs="Times New Roman"/>
+          <w:sz w:val="18"/>
+          <w:szCs w:val="18"/>
+          <w:shd w:val="clear" w:color="auto" w:fill="FFFFFF"/>
+        </w:rPr>
+        <w:t>asan Arthur Altuntaş</w:t>
+      </w:r>
+      <w:proofErr w:type="gramStart"/>
+      <w:r>
+        <w:rPr>
+          <w:rFonts w:ascii="Times New Roman" w:hAnsi="Times New Roman" w:cs="Times New Roman"/>
+          <w:sz w:val="18"/>
+          <w:szCs w:val="18"/>
+          <w:shd w:val="clear" w:color="auto" w:fill="FFFFFF"/>
+          <w:vertAlign w:val="superscript"/>
+        </w:rPr>
+        <w:t>1,*</w:t>
+      </w:r>
+      <w:proofErr w:type="gramEnd"/>
+      <w:r>
+        <w:rPr>
+          <w:rFonts w:ascii="Times New Roman" w:hAnsi="Times New Roman" w:cs="Times New Roman"/>
+          <w:sz w:val="18"/>
+          <w:szCs w:val="18"/>
+          <w:shd w:val="clear" w:color="auto" w:fill="FFFFFF"/>
+        </w:rPr>
+        <w:t>,</w:t>
+      </w:r>
+      <w:r>
+        <w:rPr>
+          <w:rFonts w:ascii="Times New Roman" w:hAnsi="Times New Roman" w:cs="Times New Roman"/>
+          <w:sz w:val="18"/>
+          <w:szCs w:val="18"/>
+          <w:shd w:val="clear" w:color="auto" w:fill="FFFFFF"/>
+        </w:rPr>
+        <w:t xml:space="preserve"> </w:t>
+      </w:r>
+      <w:r>
+        <w:rPr>
+          <w:rFonts w:ascii="Times New Roman" w:hAnsi="Times New Roman" w:cs="Times New Roman"/>
+          <w:sz w:val="18"/>
+          <w:szCs w:val="18"/>
+          <w:shd w:val="clear" w:color="auto" w:fill="FFFFFF"/>
+        </w:rPr>
+        <w:t>Büşra Takgil</w:t>
+      </w:r>
+      <w:r>
+        <w:rPr>
+          <w:rFonts w:ascii="Times New Roman" w:hAnsi="Times New Roman" w:cs="Times New Roman"/>
+          <w:sz w:val="18"/>
+          <w:szCs w:val="18"/>
+          <w:shd w:val="clear" w:color="auto" w:fill="FFFFFF"/>
+          <w:vertAlign w:val="superscript"/>
+        </w:rPr>
+        <w:t>1</w:t>
+      </w:r>
+    </w:p>
+    <w:p>
+      <w:pPr>
+        <w:spacing w:after="0" w:line="360" w:lineRule="auto"/>
+        <w:jc w:val="both"/>
+        <w:rPr>
+          <w:rFonts w:ascii="Times New Roman" w:hAnsi="Times New Roman" w:cs="Times New Roman"/>
+          <w:sz w:val="18"/>
+          <w:szCs w:val="18"/>
+        </w:rPr>
+      </w:pPr>
+      <w:r>
+        <w:rPr>
+          <w:rFonts w:ascii="Times New Roman" w:hAnsi="Times New Roman" w:cs="Times New Roman"/>
+          <w:sz w:val="18"/>
+          <w:szCs w:val="18"/>
+          <w:shd w:val="clear" w:color="auto" w:fill="FFFFFF"/>
+          <w:vertAlign w:val="superscript"/>
+        </w:rPr>
+        <w:t>1</w:t>
+      </w:r>
+      <w:r>
+        <w:rPr>
+          <w:rFonts w:ascii="Times New Roman" w:hAnsi="Times New Roman" w:cs="Times New Roman"/>
+          <w:sz w:val="18"/>
+          <w:szCs w:val="18"/>
+        </w:rPr>
+        <w:t>Düzce Üniversitesi, Mühendislik Fakültesi, Bilgisayar Mühendisliği Bölümü, 81620, Düzce, Türkiye</w:t>
+      </w:r>
+    </w:p>
+    <w:p>
+      <w:pPr>
+        <w:spacing w:after="0" w:line="360" w:lineRule="auto"/>
+        <w:jc w:val="both"/>
+        <w:rPr>
+          <w:rFonts w:ascii="Times New Roman" w:hAnsi="Times New Roman" w:cs="Times New Roman"/>
+          <w:sz w:val="18"/>
+          <w:szCs w:val="18"/>
+          <w:shd w:val="clear" w:color="auto" w:fill="FFFFFF"/>
+        </w:rPr>
+      </w:pPr>
+      <w:r>
+        <w:rPr>
+          <w:rFonts w:ascii="Times New Roman" w:hAnsi="Times New Roman" w:cs="Times New Roman"/>
+          <w:sz w:val="18"/>
+          <w:szCs w:val="18"/>
+          <w:shd w:val="clear" w:color="auto" w:fill="FFFFFF"/>
+        </w:rPr>
+        <w:t>0009-0002-8302-7657</w:t>
+      </w:r>
+      <w:r>
+        <w:rPr>
+          <w:rFonts w:ascii="Times New Roman" w:hAnsi="Times New Roman" w:cs="Times New Roman"/>
+          <w:sz w:val="18"/>
+          <w:szCs w:val="18"/>
+          <w:shd w:val="clear" w:color="auto" w:fill="FFFFFF"/>
+        </w:rPr>
+        <w:t>,</w:t>
+      </w:r>
+      <w:r>
+        <w:rPr>
+          <w:rFonts w:ascii="Times New Roman" w:hAnsi="Times New Roman" w:cs="Times New Roman"/>
+          <w:sz w:val="18"/>
+          <w:szCs w:val="18"/>
+          <w:shd w:val="clear" w:color="auto" w:fill="FFFFFF"/>
+        </w:rPr>
+        <w:t xml:space="preserve"> </w:t>
+      </w:r>
+    </w:p>
+    <w:p>
+      <w:pPr>
+        <w:spacing w:after="0" w:line="480" w:lineRule="auto"/>
+        <w:rPr>
+          <w:rFonts w:ascii="Times New Roman" w:hAnsi="Times New Roman" w:cs="Times New Roman"/>
+          <w:sz w:val="18"/>
+          <w:szCs w:val="18"/>
+        </w:rPr>
+      </w:pPr>
+      <w:r>
+        <w:rPr>
+          <w:rFonts w:ascii="Times New Roman" w:hAnsi="Times New Roman" w:cs="Times New Roman"/>
+          <w:sz w:val="18"/>
+          <w:szCs w:val="18"/>
+        </w:rPr>
+        <w:t xml:space="preserve">hasannarthurrr@gmail.com, </w:t>
+      </w:r>
+    </w:p>
+    <w:p>
+      <w:pPr>
+        <w:spacing w:after="0" w:line="480" w:lineRule="auto"/>
+        <w:rPr>
+          <w:rFonts w:ascii="Times New Roman" w:hAnsi="Times New Roman" w:cs="Times New Roman"/>
+          <w:sz w:val="18"/>
+          <w:szCs w:val="18"/>
+        </w:rPr>
+      </w:pPr>
+      <w:r>
+        <w:rPr>
+          <w:rFonts w:ascii="Times New Roman" w:hAnsi="Times New Roman" w:cs="Times New Roman"/>
+          <w:sz w:val="18"/>
+          <w:szCs w:val="18"/>
+        </w:rPr>
+        <w:t xml:space="preserve">İletişim yazarı telefon </w:t>
+      </w:r>
+      <w:proofErr w:type="spellStart"/>
+      <w:r>
+        <w:rPr>
+          <w:rFonts w:ascii="Times New Roman" w:hAnsi="Times New Roman" w:cs="Times New Roman"/>
+          <w:sz w:val="18"/>
+          <w:szCs w:val="18"/>
+        </w:rPr>
+        <w:t>no</w:t>
+      </w:r>
+      <w:proofErr w:type="spellEnd"/>
+      <w:r>
+        <w:rPr>
+          <w:rFonts w:ascii="Times New Roman" w:hAnsi="Times New Roman" w:cs="Times New Roman"/>
+          <w:sz w:val="18"/>
+          <w:szCs w:val="18"/>
+        </w:rPr>
+        <w:t xml:space="preserve">: </w:t>
+      </w:r>
+      <w:r>
+        <w:rPr>
+          <w:rFonts w:ascii="Times New Roman" w:hAnsi="Times New Roman" w:cs="Times New Roman"/>
+          <w:sz w:val="18"/>
+          <w:szCs w:val="18"/>
+        </w:rPr>
+        <w:t xml:space="preserve">5304757690, </w:t>
+      </w:r>
     </w:p>
     <w:p>
       <w:pPr>
@@ -58,130 +271,6 @@
         <w:spacing w:before="0" w:beforeAutospacing="0" w:after="0" w:afterAutospacing="0" w:line="360" w:lineRule="auto"/>
         <w:jc w:val="center"/>
       </w:pPr>
-      <w:r>
-        <w:rPr>
-          <w:rStyle w:val="Gl"/>
-        </w:rPr>
-        <w:t>Yazar adları ve adres bilgileri:</w:t>
-      </w:r>
-    </w:p>
-    <w:p>
-      <w:pPr>
-        <w:spacing w:after="0" w:line="360" w:lineRule="auto"/>
-        <w:jc w:val="both"/>
-        <w:rPr>
-          <w:rFonts w:ascii="Times New Roman" w:hAnsi="Times New Roman" w:cs="Times New Roman"/>
-          <w:b/>
-          <w:sz w:val="18"/>
-          <w:szCs w:val="18"/>
-        </w:rPr>
-      </w:pPr>
-      <w:r>
-        <w:rPr>
-          <w:rFonts w:ascii="Times New Roman" w:hAnsi="Times New Roman" w:cs="Times New Roman" w:eastAsia="Times New Roman"/>
-          <w:b w:val="0"/>
-          <w:i w:val="0"/>
-          <w:sz w:val="18"/>
-        </w:rPr>
-        <w:t>Hasan Arthur Altuntaş1,*</w:t>
-      </w:r>
-    </w:p>
-    <w:p>
-      <w:pPr>
-        <w:spacing w:after="0" w:line="360" w:lineRule="auto"/>
-        <w:jc w:val="both"/>
-        <w:rPr>
-          <w:rFonts w:ascii="Times New Roman" w:hAnsi="Times New Roman" w:cs="Times New Roman"/>
-          <w:sz w:val="18"/>
-          <w:szCs w:val="18"/>
-        </w:rPr>
-      </w:pPr>
-      <w:r>
-        <w:rPr>
-          <w:rFonts w:ascii="Times New Roman" w:hAnsi="Times New Roman" w:cs="Times New Roman" w:eastAsia="Times New Roman"/>
-          <w:b w:val="0"/>
-          <w:i w:val="0"/>
-          <w:sz w:val="18"/>
-        </w:rPr>
-        <w:t>1Düzce Üniversitesi, Mühendislik Fakültesi, Bilgisayar Mühendisliği Bölümü, 81620, Düzce, Türkiye</w:t>
-      </w:r>
-    </w:p>
-    <w:p>
-      <w:pPr>
-        <w:spacing w:after="0" w:line="360" w:lineRule="auto"/>
-        <w:jc w:val="both"/>
-        <w:rPr>
-          <w:rFonts w:ascii="Times New Roman" w:hAnsi="Times New Roman" w:cs="Times New Roman"/>
-          <w:sz w:val="18"/>
-          <w:szCs w:val="18"/>
-        </w:rPr>
-      </w:pPr>
-      <w:r>
-        <w:rPr>
-          <w:rFonts w:ascii="Times New Roman" w:hAnsi="Times New Roman" w:cs="Times New Roman" w:eastAsia="Times New Roman"/>
-          <w:b w:val="0"/>
-          <w:i w:val="0"/>
-          <w:sz w:val="18"/>
-        </w:rPr>
-      </w:r>
-    </w:p>
-    <w:p>
-      <w:pPr>
-        <w:spacing w:after="0" w:line="360" w:lineRule="auto"/>
-        <w:jc w:val="both"/>
-        <w:rPr>
-          <w:rFonts w:ascii="Times New Roman" w:hAnsi="Times New Roman" w:cs="Times New Roman"/>
-          <w:sz w:val="18"/>
-          <w:szCs w:val="18"/>
-          <w:shd w:val="clear" w:color="auto" w:fill="FFFFFF"/>
-        </w:rPr>
-      </w:pPr>
-      <w:r>
-        <w:rPr>
-          <w:rFonts w:ascii="Times New Roman" w:hAnsi="Times New Roman" w:cs="Times New Roman" w:eastAsia="Times New Roman"/>
-          <w:b w:val="0"/>
-          <w:i w:val="0"/>
-          <w:sz w:val="18"/>
-        </w:rPr>
-        <w:t>0009-0002-8302-7657</w:t>
-      </w:r>
-    </w:p>
-    <w:p>
-      <w:pPr>
-        <w:spacing w:after="0" w:line="480" w:lineRule="auto"/>
-        <w:rPr>
-          <w:rFonts w:ascii="Times New Roman" w:hAnsi="Times New Roman" w:cs="Times New Roman"/>
-          <w:sz w:val="18"/>
-          <w:szCs w:val="18"/>
-        </w:rPr>
-      </w:pPr>
-      <w:r>
-        <w:rPr>
-          <w:rFonts w:ascii="Times New Roman" w:hAnsi="Times New Roman" w:cs="Times New Roman" w:eastAsia="Times New Roman"/>
-          <w:b w:val="0"/>
-          <w:i w:val="0"/>
-          <w:sz w:val="18"/>
-        </w:rPr>
-        <w:t>hasannarthurrr@gmail.com</w:t>
-      </w:r>
-    </w:p>
-    <w:p>
-      <w:pPr>
-        <w:spacing w:after="0" w:line="480" w:lineRule="auto"/>
-        <w:rPr>
-          <w:rFonts w:ascii="Times New Roman" w:hAnsi="Times New Roman" w:cs="Times New Roman"/>
-          <w:sz w:val="18"/>
-          <w:szCs w:val="18"/>
-        </w:rPr>
-      </w:pPr>
-      <w:r>
-        <w:rPr>
-          <w:rFonts w:ascii="Times New Roman" w:hAnsi="Times New Roman" w:cs="Times New Roman"/>
-          <w:sz w:val="18"/>
-          <w:szCs w:val="18"/>
-        </w:rPr>
-        <w:t xml:space="preserve">İletişim yazarı telefon no: </w:t>
-      </w:r>
     </w:p>
     <w:p>
       <w:pPr>
@@ -198,6 +287,18 @@
         <w:spacing w:before="0" w:beforeAutospacing="0" w:after="0" w:afterAutospacing="0" w:line="360" w:lineRule="auto"/>
         <w:jc w:val="center"/>
       </w:pPr>
+      <w:r>
+        <w:rPr>
+          <w:rStyle w:val="Gl"/>
+        </w:rPr>
+        <w:t>İngilizce makale başlığı</w:t>
+      </w:r>
+      <w:r>
+        <w:rPr>
+          <w:rStyle w:val="Gl"/>
+        </w:rPr>
+        <w:t>:</w:t>
+      </w:r>
     </w:p>
     <w:p>
       <w:pPr>
@@ -205,18 +306,23 @@
         <w:shd w:val="clear" w:color="auto" w:fill="FFFFFF"/>
         <w:spacing w:before="0" w:beforeAutospacing="0" w:after="0" w:afterAutospacing="0" w:line="360" w:lineRule="auto"/>
         <w:jc w:val="center"/>
-      </w:pPr>
-      <w:r>
         <w:rPr>
           <w:rStyle w:val="Gl"/>
         </w:rPr>
-        <w:t>İngilizce makale başlığı</w:t>
-      </w:r>
-      <w:r>
-        <w:rPr>
-          <w:rStyle w:val="Gl"/>
-        </w:rPr>
-        <w:t>:</w:t>
+      </w:pPr>
+      <w:r>
+        <w:rPr>
+          <w:lang w:val="en-US"/>
+        </w:rPr>
+        <w:t xml:space="preserve"> </w:t>
+      </w:r>
+      <w:r>
+        <w:rPr>
+          <w:b/>
+          <w:bCs/>
+          <w:lang w:val="en-US"/>
+        </w:rPr>
+        <w:t>AURIS: A multi-model ensemble approach for the detection of AI-generated music</w:t>
       </w:r>
     </w:p>
     <w:p>
@@ -226,18 +332,9 @@
         <w:spacing w:before="0" w:beforeAutospacing="0" w:after="0" w:afterAutospacing="0" w:line="360" w:lineRule="auto"/>
         <w:jc w:val="center"/>
         <w:rPr>
-          <w:lang w:val="en-US"/>
-        </w:rPr>
-      </w:pPr>
-      <w:r>
-        <w:rPr>
-          <w:rFonts w:ascii="Times New Roman" w:hAnsi="Times New Roman" w:cs="Times New Roman" w:eastAsia="Times New Roman"/>
-          <w:b/>
-          <w:i w:val="0"/>
-          <w:sz w:val="28"/>
-        </w:rPr>
-        <w:t>AURIS: A Multi-Model Ensemble Approach for the Detection of AI-Generated Music</w:t>
-      </w:r>
+          <w:rStyle w:val="Gl"/>
+        </w:rPr>
+      </w:pPr>
     </w:p>
     <w:p>
       <w:pPr>
@@ -245,28 +342,6 @@
         <w:shd w:val="clear" w:color="auto" w:fill="FFFFFF"/>
         <w:spacing w:before="0" w:beforeAutospacing="0" w:after="0" w:afterAutospacing="0" w:line="360" w:lineRule="auto"/>
         <w:jc w:val="center"/>
-        <w:rPr>
-          <w:rStyle w:val="Gl"/>
-        </w:rPr>
-      </w:pPr>
-    </w:p>
-    <w:p>
-      <w:pPr>
-        <w:pStyle w:val="NormalWeb"/>
-        <w:shd w:val="clear" w:color="auto" w:fill="FFFFFF"/>
-        <w:spacing w:before="0" w:beforeAutospacing="0" w:after="0" w:afterAutospacing="0" w:line="360" w:lineRule="auto"/>
-        <w:jc w:val="center"/>
-        <w:rPr>
-          <w:rStyle w:val="Gl"/>
-        </w:rPr>
-      </w:pPr>
-    </w:p>
-    <w:p>
-      <w:pPr>
-        <w:pStyle w:val="NormalWeb"/>
-        <w:shd w:val="clear" w:color="auto" w:fill="FFFFFF"/>
-        <w:spacing w:before="0" w:beforeAutospacing="0" w:after="0" w:afterAutospacing="0" w:line="360" w:lineRule="auto"/>
-        <w:jc w:val="center"/>
       </w:pPr>
       <w:r>
         <w:rPr>
@@ -288,12 +363,70 @@
       </w:pPr>
       <w:r>
         <w:rPr>
-          <w:rFonts w:ascii="Times New Roman" w:hAnsi="Times New Roman" w:cs="Times New Roman" w:eastAsia="Times New Roman"/>
-          <w:b w:val="0"/>
-          <w:i w:val="0"/>
-          <w:sz w:val="18"/>
-        </w:rPr>
-        <w:t>Hasan Arthur Altuntaş1,*</w:t>
+          <w:rFonts w:ascii="Times New Roman" w:hAnsi="Times New Roman" w:cs="Times New Roman"/>
+          <w:sz w:val="18"/>
+          <w:szCs w:val="18"/>
+          <w:shd w:val="clear" w:color="auto" w:fill="FFFFFF"/>
+        </w:rPr>
+        <w:t>H</w:t>
+      </w:r>
+      <w:r>
+        <w:rPr>
+          <w:rFonts w:ascii="Times New Roman" w:hAnsi="Times New Roman" w:cs="Times New Roman"/>
+          <w:sz w:val="18"/>
+          <w:szCs w:val="18"/>
+          <w:shd w:val="clear" w:color="auto" w:fill="FFFFFF"/>
+        </w:rPr>
+        <w:t>asan Arthur Altuntaş</w:t>
+      </w:r>
+      <w:proofErr w:type="gramStart"/>
+      <w:r>
+        <w:rPr>
+          <w:rFonts w:ascii="Times New Roman" w:hAnsi="Times New Roman" w:cs="Times New Roman"/>
+          <w:sz w:val="18"/>
+          <w:szCs w:val="18"/>
+          <w:shd w:val="clear" w:color="auto" w:fill="FFFFFF"/>
+          <w:vertAlign w:val="superscript"/>
+        </w:rPr>
+        <w:t>1,*</w:t>
+      </w:r>
+      <w:proofErr w:type="gramEnd"/>
+      <w:r>
+        <w:rPr>
+          <w:rFonts w:ascii="Times New Roman" w:hAnsi="Times New Roman" w:cs="Times New Roman"/>
+          <w:sz w:val="18"/>
+          <w:szCs w:val="18"/>
+          <w:shd w:val="clear" w:color="auto" w:fill="FFFFFF"/>
+        </w:rPr>
+        <w:t>,</w:t>
+      </w:r>
+      <w:r>
+        <w:rPr>
+          <w:rFonts w:ascii="Times New Roman" w:hAnsi="Times New Roman" w:cs="Times New Roman"/>
+          <w:sz w:val="18"/>
+          <w:szCs w:val="18"/>
+          <w:shd w:val="clear" w:color="auto" w:fill="FFFFFF"/>
+        </w:rPr>
+        <w:t xml:space="preserve"> </w:t>
+      </w:r>
+      <w:r>
+        <w:rPr>
+          <w:rFonts w:ascii="Times New Roman" w:hAnsi="Times New Roman" w:cs="Times New Roman"/>
+          <w:sz w:val="18"/>
+          <w:szCs w:val="18"/>
+          <w:shd w:val="clear" w:color="auto" w:fill="FFFFFF"/>
+        </w:rPr>
+        <w:t>Büşra Takgil</w:t>
+      </w:r>
+      <w:r>
+        <w:rPr>
+          <w:rFonts w:ascii="Times New Roman" w:hAnsi="Times New Roman" w:cs="Times New Roman"/>
+          <w:sz w:val="18"/>
+          <w:szCs w:val="18"/>
+          <w:shd w:val="clear" w:color="auto" w:fill="FFFFFF"/>
+          <w:vertAlign w:val="superscript"/>
+        </w:rPr>
+        <w:t>1</w:t>
       </w:r>
     </w:p>
     <w:p>
@@ -304,16 +437,67 @@
           <w:rFonts w:ascii="Times New Roman" w:hAnsi="Times New Roman" w:cs="Times New Roman"/>
           <w:sz w:val="18"/>
           <w:szCs w:val="18"/>
-        </w:rPr>
-      </w:pPr>
-      <w:r>
-        <w:rPr>
-          <w:rFonts w:ascii="Times New Roman" w:hAnsi="Times New Roman" w:cs="Times New Roman" w:eastAsia="Times New Roman"/>
-          <w:b w:val="0"/>
-          <w:i w:val="0"/>
-          <w:sz w:val="18"/>
-        </w:rPr>
-        <w:t>1Department of Computer Engineering, Faculty of Engineering, Düzce University, 81620, Düzce, Türkiye</w:t>
+          <w:lang w:val="en-US"/>
+        </w:rPr>
+      </w:pPr>
+      <w:r>
+        <w:rPr>
+          <w:rFonts w:ascii="Times New Roman" w:hAnsi="Times New Roman" w:cs="Times New Roman"/>
+          <w:sz w:val="18"/>
+          <w:szCs w:val="18"/>
+          <w:shd w:val="clear" w:color="auto" w:fill="FFFFFF"/>
+          <w:vertAlign w:val="superscript"/>
+        </w:rPr>
+        <w:t>1</w:t>
+      </w:r>
+      <w:r>
+        <w:rPr>
+          <w:rFonts w:ascii="Times New Roman" w:hAnsi="Times New Roman" w:cs="Times New Roman"/>
+          <w:sz w:val="18"/>
+          <w:szCs w:val="18"/>
+          <w:lang w:val="en-US"/>
+        </w:rPr>
+        <w:t xml:space="preserve">Department of Computer Engineering, Faculty of Engineering, </w:t>
+      </w:r>
+      <w:proofErr w:type="spellStart"/>
+      <w:r>
+        <w:rPr>
+          <w:rFonts w:ascii="Times New Roman" w:hAnsi="Times New Roman" w:cs="Times New Roman"/>
+          <w:sz w:val="18"/>
+          <w:szCs w:val="18"/>
+          <w:lang w:val="en-US"/>
+        </w:rPr>
+        <w:t>Düzce</w:t>
+      </w:r>
+      <w:proofErr w:type="spellEnd"/>
+      <w:r>
+        <w:rPr>
+          <w:rFonts w:ascii="Times New Roman" w:hAnsi="Times New Roman" w:cs="Times New Roman"/>
+          <w:sz w:val="18"/>
+          <w:szCs w:val="18"/>
+          <w:lang w:val="en-US"/>
+        </w:rPr>
+        <w:t xml:space="preserve"> University, 81620, </w:t>
+      </w:r>
+      <w:proofErr w:type="spellStart"/>
+      <w:r>
+        <w:rPr>
+          <w:rFonts w:ascii="Times New Roman" w:hAnsi="Times New Roman" w:cs="Times New Roman"/>
+          <w:sz w:val="18"/>
+          <w:szCs w:val="18"/>
+          <w:lang w:val="en-US"/>
+        </w:rPr>
+        <w:t>Düzce</w:t>
+      </w:r>
+      <w:proofErr w:type="spellEnd"/>
+      <w:r>
+        <w:rPr>
+          <w:rFonts w:ascii="Times New Roman" w:hAnsi="Times New Roman" w:cs="Times New Roman"/>
+          <w:sz w:val="18"/>
+          <w:szCs w:val="18"/>
+          <w:lang w:val="en-US"/>
+        </w:rPr>
+        <w:t>, Türkiye</w:t>
       </w:r>
     </w:p>
     <w:p>
@@ -324,37 +508,36 @@
           <w:rFonts w:ascii="Times New Roman" w:hAnsi="Times New Roman" w:cs="Times New Roman"/>
           <w:sz w:val="18"/>
           <w:szCs w:val="18"/>
-        </w:rPr>
-      </w:pPr>
-      <w:r>
-        <w:rPr>
-          <w:rFonts w:ascii="Times New Roman" w:hAnsi="Times New Roman" w:cs="Times New Roman" w:eastAsia="Times New Roman"/>
-          <w:b w:val="0"/>
-          <w:i w:val="0"/>
-          <w:sz w:val="18"/>
-        </w:rPr>
-      </w:r>
-    </w:p>
-    <w:p>
-      <w:pPr>
-        <w:spacing w:after="0" w:line="360" w:lineRule="auto"/>
-        <w:jc w:val="both"/>
-        <w:rPr>
-          <w:rFonts w:ascii="Times New Roman" w:hAnsi="Times New Roman" w:cs="Times New Roman"/>
-          <w:sz w:val="18"/>
-          <w:szCs w:val="18"/>
-          <w:shd w:val="clear" w:color="auto" w:fill="FFFFFF"/>
-        </w:rPr>
-      </w:pPr>
-      <w:r>
-        <w:rPr>
-          <w:rFonts w:ascii="Times New Roman" w:hAnsi="Times New Roman" w:cs="Times New Roman" w:eastAsia="Times New Roman"/>
-          <w:b w:val="0"/>
-          <w:i w:val="0"/>
-          <w:sz w:val="18"/>
+          <w:shd w:val="clear" w:color="auto" w:fill="FFFFFF"/>
+        </w:rPr>
+      </w:pPr>
+      <w:r>
+        <w:rPr>
+          <w:rFonts w:ascii="Times New Roman" w:hAnsi="Times New Roman" w:cs="Times New Roman"/>
+          <w:sz w:val="18"/>
+          <w:szCs w:val="18"/>
+          <w:shd w:val="clear" w:color="auto" w:fill="FFFFFF"/>
         </w:rPr>
         <w:t>0009-0002-8302-7657</w:t>
       </w:r>
+      <w:r>
+        <w:rPr>
+          <w:rFonts w:ascii="Times New Roman" w:hAnsi="Times New Roman" w:cs="Times New Roman"/>
+          <w:sz w:val="18"/>
+          <w:szCs w:val="18"/>
+          <w:shd w:val="clear" w:color="auto" w:fill="FFFFFF"/>
+        </w:rPr>
+        <w:t>,</w:t>
+      </w:r>
+      <w:r>
+        <w:rPr>
+          <w:rFonts w:ascii="Times New Roman" w:hAnsi="Times New Roman" w:cs="Times New Roman"/>
+          <w:sz w:val="18"/>
+          <w:szCs w:val="18"/>
+          <w:shd w:val="clear" w:color="auto" w:fill="FFFFFF"/>
+        </w:rPr>
+        <w:t xml:space="preserve"> </w:t>
+      </w:r>
     </w:p>
     <w:p>
       <w:pPr>
@@ -367,12 +550,11 @@
       </w:pPr>
       <w:r>
         <w:rPr>
-          <w:rFonts w:ascii="Times New Roman" w:hAnsi="Times New Roman" w:cs="Times New Roman" w:eastAsia="Times New Roman"/>
-          <w:b w:val="0"/>
-          <w:i w:val="0"/>
-          <w:sz w:val="18"/>
-        </w:rPr>
-        <w:t>hasannarthurrr@gmail.com</w:t>
+          <w:rFonts w:ascii="Times New Roman" w:hAnsi="Times New Roman" w:cs="Times New Roman"/>
+          <w:sz w:val="18"/>
+          <w:szCs w:val="18"/>
+        </w:rPr>
+        <w:t xml:space="preserve">hasannarthurrr@gmail.com, </w:t>
       </w:r>
     </w:p>
     <w:p>
@@ -390,7 +572,59 @@
           <w:sz w:val="18"/>
           <w:szCs w:val="18"/>
         </w:rPr>
-        <w:t xml:space="preserve">Phone of contact author: </w:t>
+        <w:t xml:space="preserve">Phone of </w:t>
+      </w:r>
+      <w:proofErr w:type="spellStart"/>
+      <w:r>
+        <w:rPr>
+          <w:rFonts w:ascii="Times New Roman" w:hAnsi="Times New Roman" w:cs="Times New Roman"/>
+          <w:sz w:val="18"/>
+          <w:szCs w:val="18"/>
+        </w:rPr>
+        <w:t>contact</w:t>
+      </w:r>
+      <w:proofErr w:type="spellEnd"/>
+      <w:r>
+        <w:rPr>
+          <w:rFonts w:ascii="Times New Roman" w:hAnsi="Times New Roman" w:cs="Times New Roman"/>
+          <w:sz w:val="18"/>
+          <w:szCs w:val="18"/>
+        </w:rPr>
+        <w:t xml:space="preserve"> </w:t>
+      </w:r>
+      <w:proofErr w:type="spellStart"/>
+      <w:r>
+        <w:rPr>
+          <w:rFonts w:ascii="Times New Roman" w:hAnsi="Times New Roman" w:cs="Times New Roman"/>
+          <w:sz w:val="18"/>
+          <w:szCs w:val="18"/>
+        </w:rPr>
+        <w:t>author</w:t>
+      </w:r>
+      <w:proofErr w:type="spellEnd"/>
+      <w:r>
+        <w:rPr>
+          <w:rFonts w:ascii="Times New Roman" w:hAnsi="Times New Roman" w:cs="Times New Roman"/>
+          <w:sz w:val="18"/>
+          <w:szCs w:val="18"/>
+        </w:rPr>
+        <w:t xml:space="preserve">: </w:t>
+      </w:r>
+      <w:r>
+        <w:rPr>
+          <w:rFonts w:ascii="Times New Roman" w:hAnsi="Times New Roman" w:cs="Times New Roman"/>
+          <w:sz w:val="18"/>
+          <w:szCs w:val="18"/>
+        </w:rPr>
+        <w:t>5304757690,</w:t>
+      </w:r>
+      <w:r>
+        <w:rPr>
+          <w:rFonts w:ascii="Times New Roman" w:hAnsi="Times New Roman" w:cs="Times New Roman"/>
+          <w:sz w:val="18"/>
+          <w:szCs w:val="18"/>
+        </w:rPr>
+        <w:t xml:space="preserve"> </w:t>
       </w:r>
     </w:p>
     <w:sectPr>
@@ -404,7 +638,7 @@
 </file>
 
 <file path=word/styles.xml><?xml version="1.0" encoding="utf-8"?>
-<w:styles xmlns:mc="http://schemas.openxmlformats.org/markup-compatibility/2006" xmlns:r="http://schemas.openxmlformats.org/officeDocument/2006/relationships" xmlns:w="http://schemas.openxmlformats.org/wordprocessingml/2006/main" xmlns:w14="http://schemas.microsoft.com/office/word/2010/wordml" xmlns:w15="http://schemas.microsoft.com/office/word/2012/wordml" xmlns:w16cex="http://schemas.microsoft.com/office/word/2018/wordml/cex" xmlns:w16cid="http://schemas.microsoft.com/office/word/2016/wordml/cid" xmlns:w16="http://schemas.microsoft.com/office/word/2018/wordml" xmlns:w16sdtdh="http://schemas.microsoft.com/office/word/2020/wordml/sdtdatahash" xmlns:w16se="http://schemas.microsoft.com/office/word/2015/wordml/symex" mc:Ignorable="w14 w15 w16se w16cid w16 w16cex w16sdtdh">
+<w:styles xmlns:mc="http://schemas.openxmlformats.org/markup-compatibility/2006" xmlns:r="http://schemas.openxmlformats.org/officeDocument/2006/relationships" xmlns:w="http://schemas.openxmlformats.org/wordprocessingml/2006/main" xmlns:w14="http://schemas.microsoft.com/office/word/2010/wordml" xmlns:w15="http://schemas.microsoft.com/office/word/2012/wordml" xmlns:w16cex="http://schemas.microsoft.com/office/word/2018/wordml/cex" xmlns:w16cid="http://schemas.microsoft.com/office/word/2016/wordml/cid" xmlns:w16="http://schemas.microsoft.com/office/word/2018/wordml" xmlns:w16du="http://schemas.microsoft.com/office/word/2023/wordml/word16du" xmlns:w16sdtdh="http://schemas.microsoft.com/office/word/2020/wordml/sdtdatahash" xmlns:w16sdtfl="http://schemas.microsoft.com/office/word/2024/wordml/sdtformatlock" xmlns:w16se="http://schemas.microsoft.com/office/word/2015/wordml/symex" mc:Ignorable="w14 w15 w16se w16cid w16 w16cex w16sdtdh w16sdtfl w16du">
   <w:docDefaults>
     <w:rPrDefault>
       <w:rPr>
@@ -526,6 +760,7 @@
     <w:lsdException w:name="HTML Sample" w:semiHidden="1" w:unhideWhenUsed="1"/>
     <w:lsdException w:name="HTML Typewriter" w:semiHidden="1" w:unhideWhenUsed="1"/>
     <w:lsdException w:name="HTML Variable" w:semiHidden="1" w:unhideWhenUsed="1"/>
+    <w:lsdException w:name="Normal Table" w:semiHidden="1" w:unhideWhenUsed="1"/>
     <w:lsdException w:name="annotation subject" w:semiHidden="1" w:unhideWhenUsed="1"/>
     <w:lsdException w:name="No List" w:semiHidden="1" w:unhideWhenUsed="1"/>
     <w:lsdException w:name="Outline List 1" w:semiHidden="1" w:unhideWhenUsed="1"/>
@@ -572,8 +807,10 @@
     <w:lsdException w:name="Table Subtle 2" w:semiHidden="1" w:unhideWhenUsed="1"/>
     <w:lsdException w:name="Table Web 1" w:semiHidden="1" w:unhideWhenUsed="1"/>
     <w:lsdException w:name="Table Web 2" w:semiHidden="1" w:unhideWhenUsed="1"/>
+    <w:lsdException w:name="Table Web 3" w:semiHidden="1" w:unhideWhenUsed="1"/>
     <w:lsdException w:name="Balloon Text" w:semiHidden="1" w:unhideWhenUsed="1"/>
     <w:lsdException w:name="Table Grid" w:uiPriority="59"/>
+    <w:lsdException w:name="Table Theme" w:semiHidden="1" w:unhideWhenUsed="1"/>
     <w:lsdException w:name="Placeholder Text" w:semiHidden="1"/>
     <w:lsdException w:name="No Spacing" w:uiPriority="1" w:qFormat="1"/>
     <w:lsdException w:name="Light Shading" w:uiPriority="60"/>
@@ -798,7 +1035,7 @@
   <w:style w:type="paragraph" w:default="1" w:styleId="Normal">
     <w:name w:val="Normal"/>
     <w:qFormat/>
-    <w:rsid w:val="0042786F"/>
+    <w:rsid w:val="000055BD"/>
   </w:style>
   <w:style w:type="character" w:default="1" w:styleId="VarsaylanParagrafYazTipi">
     <w:name w:val="Default Paragraph Font"/>
@@ -880,6 +1117,18 @@
     <w:rPr>
       <w:color w:val="0000FF" w:themeColor="hyperlink"/>
       <w:u w:val="single"/>
+    </w:rPr>
+  </w:style>
+  <w:style w:type="character" w:styleId="zmlenmeyenBahsetme">
+    <w:name w:val="Unresolved Mention"/>
+    <w:basedOn w:val="VarsaylanParagrafYazTipi"/>
+    <w:uiPriority w:val="99"/>
+    <w:semiHidden/>
+    <w:unhideWhenUsed/>
+    <w:rsid w:val="000055BD"/>
+    <w:rPr>
+      <w:color w:val="605E5C"/>
+      <w:shd w:val="clear" w:color="auto" w:fill="E1DFDD"/>
     </w:rPr>
   </w:style>
 </w:styles>

--- a/docs/academic/paper/deliverables/AURIS_Kapak_Sayfasi.docx
+++ b/docs/academic/paper/deliverables/AURIS_Kapak_Sayfasi.docx
@@ -201,6 +201,15 @@
         </w:rPr>
         <w:t xml:space="preserve"> </w:t>
       </w:r>
+      <w:r>
+        <w:rPr>
+          <w:rFonts w:ascii="Times New Roman" w:hAnsi="Times New Roman" w:cs="Times New Roman"/>
+          <w:sz w:val="18"/>
+          <w:szCs w:val="18"/>
+          <w:shd w:val="clear" w:color="auto" w:fill="FFFFFF"/>
+        </w:rPr>
+        <w:t>0000-0002-7927-0083</w:t>
+      </w:r>
     </w:p>
     <w:p>
       <w:pPr>
@@ -538,6 +547,15 @@
         </w:rPr>
         <w:t xml:space="preserve"> </w:t>
       </w:r>
+      <w:r>
+        <w:rPr>
+          <w:rFonts w:ascii="Times New Roman" w:hAnsi="Times New Roman" w:cs="Times New Roman"/>
+          <w:sz w:val="18"/>
+          <w:szCs w:val="18"/>
+          <w:shd w:val="clear" w:color="auto" w:fill="FFFFFF"/>
+        </w:rPr>
+        <w:t>0000-0002-7927-0083</w:t>
+      </w:r>
     </w:p>
     <w:p>
       <w:pPr>
@@ -616,15 +634,7 @@
           <w:sz w:val="18"/>
           <w:szCs w:val="18"/>
         </w:rPr>
-        <w:t>5304757690,</w:t>
-      </w:r>
-      <w:r>
-        <w:rPr>
-          <w:rFonts w:ascii="Times New Roman" w:hAnsi="Times New Roman" w:cs="Times New Roman"/>
-          <w:sz w:val="18"/>
-          <w:szCs w:val="18"/>
-        </w:rPr>
-        <w:t xml:space="preserve"> </w:t>
+        <w:t xml:space="preserve">5304757690, </w:t>
       </w:r>
     </w:p>
     <w:sectPr>

--- a/docs/academic/paper/deliverables/AURIS_Kapak_Sayfasi.docx
+++ b/docs/academic/paper/deliverables/AURIS_Kapak_Sayfasi.docx
@@ -8,18 +8,17 @@
         <w:shd w:val="clear" w:color="auto" w:fill="FFFFFF"/>
         <w:spacing w:before="0" w:beforeAutospacing="0" w:after="0" w:afterAutospacing="0" w:line="360" w:lineRule="auto"/>
         <w:jc w:val="center"/>
-      </w:pPr>
-      <w:r>
-        <w:rPr>
-          <w:rStyle w:val="Gl"/>
-        </w:rPr>
-        <w:t>Türkçe makale başlığı</w:t>
-      </w:r>
-      <w:r>
-        <w:rPr>
-          <w:rStyle w:val="Gl"/>
-        </w:rPr>
-        <w:t>:</w:t>
+        <w:rPr>
+          <w:b/>
+          <w:bCs/>
+        </w:rPr>
+      </w:pPr>
+      <w:r>
+        <w:rPr>
+          <w:b/>
+          <w:bCs/>
+        </w:rPr>
+        <w:t>AURIS: Çoklu-model topluluk yaklaşımı ile yapay zekâ tarafından üretilen müziklerin tespiti</w:t>
       </w:r>
     </w:p>
     <w:p>
@@ -28,17 +27,230 @@
         <w:shd w:val="clear" w:color="auto" w:fill="FFFFFF"/>
         <w:spacing w:before="0" w:beforeAutospacing="0" w:after="0" w:afterAutospacing="0" w:line="360" w:lineRule="auto"/>
         <w:jc w:val="center"/>
-        <w:rPr>
+      </w:pPr>
+      <w:r>
+        <w:rPr>
+          <w:rStyle w:val="Gl"/>
+        </w:rPr>
+        <w:t>Yazar adları ve adres bilgileri:</w:t>
+      </w:r>
+    </w:p>
+    <w:p>
+      <w:pPr>
+        <w:spacing w:after="0" w:line="360" w:lineRule="auto"/>
+        <w:jc w:val="both"/>
+        <w:rPr>
+          <w:rFonts w:ascii="Times New Roman" w:hAnsi="Times New Roman" w:cs="Times New Roman"/>
           <w:b/>
-          <w:bCs/>
-        </w:rPr>
-      </w:pPr>
-      <w:r>
-        <w:rPr>
-          <w:b/>
-          <w:bCs/>
-        </w:rPr>
-        <w:t>AURIS: Çoklu-model topluluk yaklaşımı ile yapay zekâ tarafından üretilen müziklerin tespiti</w:t>
+          <w:sz w:val="18"/>
+          <w:szCs w:val="18"/>
+        </w:rPr>
+      </w:pPr>
+      <w:r>
+        <w:rPr>
+          <w:rFonts w:ascii="Times New Roman" w:hAnsi="Times New Roman" w:cs="Times New Roman"/>
+          <w:sz w:val="18"/>
+          <w:szCs w:val="18"/>
+          <w:shd w:val="clear" w:color="auto" w:fill="FFFFFF"/>
+        </w:rPr>
+        <w:t>H</w:t>
+      </w:r>
+      <w:r>
+        <w:rPr>
+          <w:rFonts w:ascii="Times New Roman" w:hAnsi="Times New Roman" w:cs="Times New Roman"/>
+          <w:sz w:val="18"/>
+          <w:szCs w:val="18"/>
+          <w:shd w:val="clear" w:color="auto" w:fill="FFFFFF"/>
+        </w:rPr>
+        <w:t>asan Arthur Altuntaş</w:t>
+      </w:r>
+      <w:proofErr w:type="gramStart"/>
+      <w:r>
+        <w:rPr>
+          <w:rFonts w:ascii="Times New Roman" w:hAnsi="Times New Roman" w:cs="Times New Roman"/>
+          <w:sz w:val="18"/>
+          <w:szCs w:val="18"/>
+          <w:shd w:val="clear" w:color="auto" w:fill="FFFFFF"/>
+          <w:vertAlign w:val="superscript"/>
+        </w:rPr>
+        <w:t>1,*</w:t>
+      </w:r>
+      <w:proofErr w:type="gramEnd"/>
+      <w:r>
+        <w:rPr>
+          <w:rFonts w:ascii="Times New Roman" w:hAnsi="Times New Roman" w:cs="Times New Roman"/>
+          <w:sz w:val="18"/>
+          <w:szCs w:val="18"/>
+          <w:shd w:val="clear" w:color="auto" w:fill="FFFFFF"/>
+        </w:rPr>
+        <w:t>,</w:t>
+      </w:r>
+      <w:r>
+        <w:rPr>
+          <w:rFonts w:ascii="Times New Roman" w:hAnsi="Times New Roman" w:cs="Times New Roman"/>
+          <w:sz w:val="18"/>
+          <w:szCs w:val="18"/>
+          <w:shd w:val="clear" w:color="auto" w:fill="FFFFFF"/>
+        </w:rPr>
+        <w:t xml:space="preserve"> </w:t>
+      </w:r>
+      <w:r>
+        <w:rPr>
+          <w:rFonts w:ascii="Times New Roman" w:hAnsi="Times New Roman" w:cs="Times New Roman"/>
+          <w:sz w:val="18"/>
+          <w:szCs w:val="18"/>
+          <w:shd w:val="clear" w:color="auto" w:fill="FFFFFF"/>
+        </w:rPr>
+        <w:t>Büşra Takgil</w:t>
+      </w:r>
+      <w:r>
+        <w:rPr>
+          <w:rFonts w:ascii="Times New Roman" w:hAnsi="Times New Roman" w:cs="Times New Roman"/>
+          <w:sz w:val="18"/>
+          <w:szCs w:val="18"/>
+          <w:shd w:val="clear" w:color="auto" w:fill="FFFFFF"/>
+          <w:vertAlign w:val="superscript"/>
+        </w:rPr>
+        <w:t>1</w:t>
+      </w:r>
+    </w:p>
+    <w:p>
+      <w:pPr>
+        <w:spacing w:after="0" w:line="360" w:lineRule="auto"/>
+        <w:jc w:val="both"/>
+        <w:rPr>
+          <w:rFonts w:ascii="Times New Roman" w:hAnsi="Times New Roman" w:cs="Times New Roman"/>
+          <w:sz w:val="18"/>
+          <w:szCs w:val="18"/>
+        </w:rPr>
+      </w:pPr>
+      <w:r>
+        <w:rPr>
+          <w:rFonts w:ascii="Times New Roman" w:hAnsi="Times New Roman" w:cs="Times New Roman"/>
+          <w:sz w:val="18"/>
+          <w:szCs w:val="18"/>
+          <w:shd w:val="clear" w:color="auto" w:fill="FFFFFF"/>
+          <w:vertAlign w:val="superscript"/>
+        </w:rPr>
+        <w:t>1</w:t>
+      </w:r>
+      <w:r>
+        <w:rPr>
+          <w:rFonts w:ascii="Times New Roman" w:hAnsi="Times New Roman" w:cs="Times New Roman"/>
+          <w:sz w:val="18"/>
+          <w:szCs w:val="18"/>
+        </w:rPr>
+        <w:t>Düzce Üniversitesi, Mühendislik Fakültesi, Bilgisayar Mühendisliği Bölümü, 81620, Düzce, Türkiye</w:t>
+      </w:r>
+    </w:p>
+    <w:p>
+      <w:pPr>
+        <w:spacing w:after="0" w:line="360" w:lineRule="auto"/>
+        <w:jc w:val="both"/>
+        <w:rPr>
+          <w:rFonts w:ascii="Times New Roman" w:hAnsi="Times New Roman" w:cs="Times New Roman"/>
+          <w:sz w:val="18"/>
+          <w:szCs w:val="18"/>
+          <w:shd w:val="clear" w:color="auto" w:fill="FFFFFF"/>
+        </w:rPr>
+      </w:pPr>
+      <w:r>
+        <w:rPr>
+          <w:rFonts w:ascii="Times New Roman" w:hAnsi="Times New Roman" w:cs="Times New Roman"/>
+          <w:sz w:val="18"/>
+          <w:szCs w:val="18"/>
+          <w:shd w:val="clear" w:color="auto" w:fill="FFFFFF"/>
+        </w:rPr>
+        <w:t>0009-0002-8302-7657</w:t>
+      </w:r>
+      <w:r>
+        <w:rPr>
+          <w:rFonts w:ascii="Times New Roman" w:hAnsi="Times New Roman" w:cs="Times New Roman"/>
+          <w:sz w:val="18"/>
+          <w:szCs w:val="18"/>
+          <w:shd w:val="clear" w:color="auto" w:fill="FFFFFF"/>
+        </w:rPr>
+        <w:t>,</w:t>
+      </w:r>
+      <w:r>
+        <w:rPr>
+          <w:rFonts w:ascii="Times New Roman" w:hAnsi="Times New Roman" w:cs="Times New Roman"/>
+          <w:sz w:val="18"/>
+          <w:szCs w:val="18"/>
+          <w:shd w:val="clear" w:color="auto" w:fill="FFFFFF"/>
+        </w:rPr>
+        <w:t xml:space="preserve"> </w:t>
+      </w:r>
+      <w:r>
+        <w:rPr>
+          <w:rFonts w:ascii="Times New Roman" w:hAnsi="Times New Roman" w:cs="Times New Roman"/>
+          <w:sz w:val="18"/>
+          <w:szCs w:val="18"/>
+          <w:shd w:val="clear" w:color="auto" w:fill="FFFFFF"/>
+        </w:rPr>
+        <w:t>0000-0002-7927-0083</w:t>
+      </w:r>
+    </w:p>
+    <w:p>
+      <w:pPr>
+        <w:spacing w:after="0" w:line="480" w:lineRule="auto"/>
+        <w:rPr>
+          <w:rFonts w:ascii="Times New Roman" w:hAnsi="Times New Roman" w:cs="Times New Roman"/>
+          <w:sz w:val="18"/>
+          <w:szCs w:val="18"/>
+        </w:rPr>
+      </w:pPr>
+      <w:r>
+        <w:rPr>
+          <w:rFonts w:ascii="Times New Roman" w:hAnsi="Times New Roman" w:cs="Times New Roman"/>
+          <w:sz w:val="18"/>
+          <w:szCs w:val="18"/>
+        </w:rPr>
+        <w:t xml:space="preserve">hasannarthurrr@gmail.com, </w:t>
+      </w:r>
+    </w:p>
+    <w:p>
+      <w:pPr>
+        <w:spacing w:after="0" w:line="480" w:lineRule="auto"/>
+        <w:rPr>
+          <w:rFonts w:ascii="Times New Roman" w:hAnsi="Times New Roman" w:cs="Times New Roman"/>
+          <w:sz w:val="18"/>
+          <w:szCs w:val="18"/>
+        </w:rPr>
+      </w:pPr>
+      <w:r>
+        <w:rPr>
+          <w:rFonts w:ascii="Times New Roman" w:hAnsi="Times New Roman" w:cs="Times New Roman"/>
+          <w:sz w:val="18"/>
+          <w:szCs w:val="18"/>
+        </w:rPr>
+        <w:t xml:space="preserve">İletişim yazarı telefon </w:t>
+      </w:r>
+      <w:proofErr w:type="spellStart"/>
+      <w:r>
+        <w:rPr>
+          <w:rFonts w:ascii="Times New Roman" w:hAnsi="Times New Roman" w:cs="Times New Roman"/>
+          <w:sz w:val="18"/>
+          <w:szCs w:val="18"/>
+        </w:rPr>
+        <w:t>no</w:t>
+      </w:r>
+      <w:proofErr w:type="spellEnd"/>
+      <w:r>
+        <w:rPr>
+          <w:rFonts w:ascii="Times New Roman" w:hAnsi="Times New Roman" w:cs="Times New Roman"/>
+          <w:sz w:val="18"/>
+          <w:szCs w:val="18"/>
+        </w:rPr>
+        <w:t xml:space="preserve">: </w:t>
+      </w:r>
+      <w:r>
+        <w:rPr>
+          <w:rFonts w:ascii="Times New Roman" w:hAnsi="Times New Roman" w:cs="Times New Roman"/>
+          <w:sz w:val="18"/>
+          <w:szCs w:val="18"/>
+        </w:rPr>
+        <w:t xml:space="preserve">5304757690, </w:t>
       </w:r>
     </w:p>
     <w:p>
@@ -48,230 +260,6 @@
         <w:spacing w:before="0" w:beforeAutospacing="0" w:after="0" w:afterAutospacing="0" w:line="360" w:lineRule="auto"/>
         <w:jc w:val="center"/>
       </w:pPr>
-      <w:r>
-        <w:rPr>
-          <w:rStyle w:val="Gl"/>
-        </w:rPr>
-        <w:t>Yazar adları ve adres bilgileri:</w:t>
-      </w:r>
-    </w:p>
-    <w:p>
-      <w:pPr>
-        <w:spacing w:after="0" w:line="360" w:lineRule="auto"/>
-        <w:jc w:val="both"/>
-        <w:rPr>
-          <w:rFonts w:ascii="Times New Roman" w:hAnsi="Times New Roman" w:cs="Times New Roman"/>
-          <w:b/>
-          <w:sz w:val="18"/>
-          <w:szCs w:val="18"/>
-        </w:rPr>
-      </w:pPr>
-      <w:r>
-        <w:rPr>
-          <w:rFonts w:ascii="Times New Roman" w:hAnsi="Times New Roman" w:cs="Times New Roman"/>
-          <w:sz w:val="18"/>
-          <w:szCs w:val="18"/>
-          <w:shd w:val="clear" w:color="auto" w:fill="FFFFFF"/>
-        </w:rPr>
-        <w:t>H</w:t>
-      </w:r>
-      <w:r>
-        <w:rPr>
-          <w:rFonts w:ascii="Times New Roman" w:hAnsi="Times New Roman" w:cs="Times New Roman"/>
-          <w:sz w:val="18"/>
-          <w:szCs w:val="18"/>
-          <w:shd w:val="clear" w:color="auto" w:fill="FFFFFF"/>
-        </w:rPr>
-        <w:t>asan Arthur Altuntaş</w:t>
-      </w:r>
-      <w:proofErr w:type="gramStart"/>
-      <w:r>
-        <w:rPr>
-          <w:rFonts w:ascii="Times New Roman" w:hAnsi="Times New Roman" w:cs="Times New Roman"/>
-          <w:sz w:val="18"/>
-          <w:szCs w:val="18"/>
-          <w:shd w:val="clear" w:color="auto" w:fill="FFFFFF"/>
-          <w:vertAlign w:val="superscript"/>
-        </w:rPr>
-        <w:t>1,*</w:t>
-      </w:r>
-      <w:proofErr w:type="gramEnd"/>
-      <w:r>
-        <w:rPr>
-          <w:rFonts w:ascii="Times New Roman" w:hAnsi="Times New Roman" w:cs="Times New Roman"/>
-          <w:sz w:val="18"/>
-          <w:szCs w:val="18"/>
-          <w:shd w:val="clear" w:color="auto" w:fill="FFFFFF"/>
-        </w:rPr>
-        <w:t>,</w:t>
-      </w:r>
-      <w:r>
-        <w:rPr>
-          <w:rFonts w:ascii="Times New Roman" w:hAnsi="Times New Roman" w:cs="Times New Roman"/>
-          <w:sz w:val="18"/>
-          <w:szCs w:val="18"/>
-          <w:shd w:val="clear" w:color="auto" w:fill="FFFFFF"/>
-        </w:rPr>
-        <w:t xml:space="preserve"> </w:t>
-      </w:r>
-      <w:r>
-        <w:rPr>
-          <w:rFonts w:ascii="Times New Roman" w:hAnsi="Times New Roman" w:cs="Times New Roman"/>
-          <w:sz w:val="18"/>
-          <w:szCs w:val="18"/>
-          <w:shd w:val="clear" w:color="auto" w:fill="FFFFFF"/>
-        </w:rPr>
-        <w:t>Büşra Takgil</w:t>
-      </w:r>
-      <w:r>
-        <w:rPr>
-          <w:rFonts w:ascii="Times New Roman" w:hAnsi="Times New Roman" w:cs="Times New Roman"/>
-          <w:sz w:val="18"/>
-          <w:szCs w:val="18"/>
-          <w:shd w:val="clear" w:color="auto" w:fill="FFFFFF"/>
-          <w:vertAlign w:val="superscript"/>
-        </w:rPr>
-        <w:t>1</w:t>
-      </w:r>
-    </w:p>
-    <w:p>
-      <w:pPr>
-        <w:spacing w:after="0" w:line="360" w:lineRule="auto"/>
-        <w:jc w:val="both"/>
-        <w:rPr>
-          <w:rFonts w:ascii="Times New Roman" w:hAnsi="Times New Roman" w:cs="Times New Roman"/>
-          <w:sz w:val="18"/>
-          <w:szCs w:val="18"/>
-        </w:rPr>
-      </w:pPr>
-      <w:r>
-        <w:rPr>
-          <w:rFonts w:ascii="Times New Roman" w:hAnsi="Times New Roman" w:cs="Times New Roman"/>
-          <w:sz w:val="18"/>
-          <w:szCs w:val="18"/>
-          <w:shd w:val="clear" w:color="auto" w:fill="FFFFFF"/>
-          <w:vertAlign w:val="superscript"/>
-        </w:rPr>
-        <w:t>1</w:t>
-      </w:r>
-      <w:r>
-        <w:rPr>
-          <w:rFonts w:ascii="Times New Roman" w:hAnsi="Times New Roman" w:cs="Times New Roman"/>
-          <w:sz w:val="18"/>
-          <w:szCs w:val="18"/>
-        </w:rPr>
-        <w:t>Düzce Üniversitesi, Mühendislik Fakültesi, Bilgisayar Mühendisliği Bölümü, 81620, Düzce, Türkiye</w:t>
-      </w:r>
-    </w:p>
-    <w:p>
-      <w:pPr>
-        <w:spacing w:after="0" w:line="360" w:lineRule="auto"/>
-        <w:jc w:val="both"/>
-        <w:rPr>
-          <w:rFonts w:ascii="Times New Roman" w:hAnsi="Times New Roman" w:cs="Times New Roman"/>
-          <w:sz w:val="18"/>
-          <w:szCs w:val="18"/>
-          <w:shd w:val="clear" w:color="auto" w:fill="FFFFFF"/>
-        </w:rPr>
-      </w:pPr>
-      <w:r>
-        <w:rPr>
-          <w:rFonts w:ascii="Times New Roman" w:hAnsi="Times New Roman" w:cs="Times New Roman"/>
-          <w:sz w:val="18"/>
-          <w:szCs w:val="18"/>
-          <w:shd w:val="clear" w:color="auto" w:fill="FFFFFF"/>
-        </w:rPr>
-        <w:t>0009-0002-8302-7657</w:t>
-      </w:r>
-      <w:r>
-        <w:rPr>
-          <w:rFonts w:ascii="Times New Roman" w:hAnsi="Times New Roman" w:cs="Times New Roman"/>
-          <w:sz w:val="18"/>
-          <w:szCs w:val="18"/>
-          <w:shd w:val="clear" w:color="auto" w:fill="FFFFFF"/>
-        </w:rPr>
-        <w:t>,</w:t>
-      </w:r>
-      <w:r>
-        <w:rPr>
-          <w:rFonts w:ascii="Times New Roman" w:hAnsi="Times New Roman" w:cs="Times New Roman"/>
-          <w:sz w:val="18"/>
-          <w:szCs w:val="18"/>
-          <w:shd w:val="clear" w:color="auto" w:fill="FFFFFF"/>
-        </w:rPr>
-        <w:t xml:space="preserve"> </w:t>
-      </w:r>
-      <w:r>
-        <w:rPr>
-          <w:rFonts w:ascii="Times New Roman" w:hAnsi="Times New Roman" w:cs="Times New Roman"/>
-          <w:sz w:val="18"/>
-          <w:szCs w:val="18"/>
-          <w:shd w:val="clear" w:color="auto" w:fill="FFFFFF"/>
-        </w:rPr>
-        <w:t>0000-0002-7927-0083</w:t>
-      </w:r>
-    </w:p>
-    <w:p>
-      <w:pPr>
-        <w:spacing w:after="0" w:line="480" w:lineRule="auto"/>
-        <w:rPr>
-          <w:rFonts w:ascii="Times New Roman" w:hAnsi="Times New Roman" w:cs="Times New Roman"/>
-          <w:sz w:val="18"/>
-          <w:szCs w:val="18"/>
-        </w:rPr>
-      </w:pPr>
-      <w:r>
-        <w:rPr>
-          <w:rFonts w:ascii="Times New Roman" w:hAnsi="Times New Roman" w:cs="Times New Roman"/>
-          <w:sz w:val="18"/>
-          <w:szCs w:val="18"/>
-        </w:rPr>
-        <w:t xml:space="preserve">hasannarthurrr@gmail.com, </w:t>
-      </w:r>
-    </w:p>
-    <w:p>
-      <w:pPr>
-        <w:spacing w:after="0" w:line="480" w:lineRule="auto"/>
-        <w:rPr>
-          <w:rFonts w:ascii="Times New Roman" w:hAnsi="Times New Roman" w:cs="Times New Roman"/>
-          <w:sz w:val="18"/>
-          <w:szCs w:val="18"/>
-        </w:rPr>
-      </w:pPr>
-      <w:r>
-        <w:rPr>
-          <w:rFonts w:ascii="Times New Roman" w:hAnsi="Times New Roman" w:cs="Times New Roman"/>
-          <w:sz w:val="18"/>
-          <w:szCs w:val="18"/>
-        </w:rPr>
-        <w:t xml:space="preserve">İletişim yazarı telefon </w:t>
-      </w:r>
-      <w:proofErr w:type="spellStart"/>
-      <w:r>
-        <w:rPr>
-          <w:rFonts w:ascii="Times New Roman" w:hAnsi="Times New Roman" w:cs="Times New Roman"/>
-          <w:sz w:val="18"/>
-          <w:szCs w:val="18"/>
-        </w:rPr>
-        <w:t>no</w:t>
-      </w:r>
-      <w:proofErr w:type="spellEnd"/>
-      <w:r>
-        <w:rPr>
-          <w:rFonts w:ascii="Times New Roman" w:hAnsi="Times New Roman" w:cs="Times New Roman"/>
-          <w:sz w:val="18"/>
-          <w:szCs w:val="18"/>
-        </w:rPr>
-        <w:t xml:space="preserve">: </w:t>
-      </w:r>
-      <w:r>
-        <w:rPr>
-          <w:rFonts w:ascii="Times New Roman" w:hAnsi="Times New Roman" w:cs="Times New Roman"/>
-          <w:sz w:val="18"/>
-          <w:szCs w:val="18"/>
-        </w:rPr>
-        <w:t xml:space="preserve">5304757690, </w:t>
-      </w:r>
     </w:p>
     <w:p>
       <w:pPr>
@@ -287,44 +275,10 @@
         <w:shd w:val="clear" w:color="auto" w:fill="FFFFFF"/>
         <w:spacing w:before="0" w:beforeAutospacing="0" w:after="0" w:afterAutospacing="0" w:line="360" w:lineRule="auto"/>
         <w:jc w:val="center"/>
-      </w:pPr>
-    </w:p>
-    <w:p>
-      <w:pPr>
-        <w:pStyle w:val="NormalWeb"/>
-        <w:shd w:val="clear" w:color="auto" w:fill="FFFFFF"/>
-        <w:spacing w:before="0" w:beforeAutospacing="0" w:after="0" w:afterAutospacing="0" w:line="360" w:lineRule="auto"/>
-        <w:jc w:val="center"/>
-      </w:pPr>
-      <w:r>
         <w:rPr>
           <w:rStyle w:val="Gl"/>
         </w:rPr>
-        <w:t>İngilizce makale başlığı</w:t>
-      </w:r>
-      <w:r>
-        <w:rPr>
-          <w:rStyle w:val="Gl"/>
-        </w:rPr>
-        <w:t>:</w:t>
-      </w:r>
-    </w:p>
-    <w:p>
-      <w:pPr>
-        <w:pStyle w:val="NormalWeb"/>
-        <w:shd w:val="clear" w:color="auto" w:fill="FFFFFF"/>
-        <w:spacing w:before="0" w:beforeAutospacing="0" w:after="0" w:afterAutospacing="0" w:line="360" w:lineRule="auto"/>
-        <w:jc w:val="center"/>
-        <w:rPr>
-          <w:rStyle w:val="Gl"/>
-        </w:rPr>
-      </w:pPr>
-      <w:r>
-        <w:rPr>
-          <w:lang w:val="en-US"/>
-        </w:rPr>
-        <w:t xml:space="preserve"> </w:t>
-      </w:r>
+      </w:pPr>
       <w:r>
         <w:rPr>
           <w:b/>

--- a/docs/academic/paper/deliverables/AURIS_Kapak_Sayfasi.docx
+++ b/docs/academic/paper/deliverables/AURIS_Kapak_Sayfasi.docx
@@ -23,235 +23,232 @@
     </w:p>
     <w:p>
       <w:pPr>
+        <w:spacing w:after="0" w:line="360" w:lineRule="auto"/>
+        <w:jc w:val="both"/>
+        <w:rPr>
+          <w:rFonts w:ascii="Times New Roman" w:hAnsi="Times New Roman" w:cs="Times New Roman"/>
+          <w:b/>
+          <w:sz w:val="18"/>
+          <w:szCs w:val="18"/>
+        </w:rPr>
+      </w:pPr>
+      <w:r>
+        <w:rPr>
+          <w:rFonts w:ascii="Times New Roman" w:hAnsi="Times New Roman" w:cs="Times New Roman"/>
+          <w:sz w:val="18"/>
+          <w:szCs w:val="18"/>
+          <w:shd w:val="clear" w:color="auto" w:fill="FFFFFF"/>
+        </w:rPr>
+        <w:t>H</w:t>
+      </w:r>
+      <w:r>
+        <w:rPr>
+          <w:rFonts w:ascii="Times New Roman" w:hAnsi="Times New Roman" w:cs="Times New Roman"/>
+          <w:sz w:val="18"/>
+          <w:szCs w:val="18"/>
+          <w:shd w:val="clear" w:color="auto" w:fill="FFFFFF"/>
+        </w:rPr>
+        <w:t>asan Arthur Altuntaş</w:t>
+      </w:r>
+      <w:proofErr w:type="gramStart"/>
+      <w:r>
+        <w:rPr>
+          <w:rFonts w:ascii="Times New Roman" w:hAnsi="Times New Roman" w:cs="Times New Roman"/>
+          <w:sz w:val="18"/>
+          <w:szCs w:val="18"/>
+          <w:shd w:val="clear" w:color="auto" w:fill="FFFFFF"/>
+          <w:vertAlign w:val="superscript"/>
+        </w:rPr>
+        <w:t>1,*</w:t>
+      </w:r>
+      <w:proofErr w:type="gramEnd"/>
+      <w:r>
+        <w:rPr>
+          <w:rFonts w:ascii="Times New Roman" w:hAnsi="Times New Roman" w:cs="Times New Roman"/>
+          <w:sz w:val="18"/>
+          <w:szCs w:val="18"/>
+          <w:shd w:val="clear" w:color="auto" w:fill="FFFFFF"/>
+        </w:rPr>
+        <w:t>,</w:t>
+      </w:r>
+      <w:r>
+        <w:rPr>
+          <w:rFonts w:ascii="Times New Roman" w:hAnsi="Times New Roman" w:cs="Times New Roman"/>
+          <w:sz w:val="18"/>
+          <w:szCs w:val="18"/>
+          <w:shd w:val="clear" w:color="auto" w:fill="FFFFFF"/>
+        </w:rPr>
+        <w:t xml:space="preserve"> </w:t>
+      </w:r>
+      <w:r>
+        <w:rPr>
+          <w:rFonts w:ascii="Times New Roman" w:hAnsi="Times New Roman" w:cs="Times New Roman"/>
+          <w:sz w:val="18"/>
+          <w:szCs w:val="18"/>
+          <w:shd w:val="clear" w:color="auto" w:fill="FFFFFF"/>
+        </w:rPr>
+        <w:t>Büşra Takgil</w:t>
+      </w:r>
+      <w:r>
+        <w:rPr>
+          <w:rFonts w:ascii="Times New Roman" w:hAnsi="Times New Roman" w:cs="Times New Roman"/>
+          <w:sz w:val="18"/>
+          <w:szCs w:val="18"/>
+          <w:shd w:val="clear" w:color="auto" w:fill="FFFFFF"/>
+          <w:vertAlign w:val="superscript"/>
+        </w:rPr>
+        <w:t>1</w:t>
+      </w:r>
+    </w:p>
+    <w:p>
+      <w:pPr>
+        <w:spacing w:after="0" w:line="360" w:lineRule="auto"/>
+        <w:jc w:val="both"/>
+        <w:rPr>
+          <w:rFonts w:ascii="Times New Roman" w:hAnsi="Times New Roman" w:cs="Times New Roman"/>
+          <w:sz w:val="18"/>
+          <w:szCs w:val="18"/>
+        </w:rPr>
+      </w:pPr>
+      <w:r>
+        <w:rPr>
+          <w:rFonts w:ascii="Times New Roman" w:hAnsi="Times New Roman" w:cs="Times New Roman"/>
+          <w:sz w:val="18"/>
+          <w:szCs w:val="18"/>
+          <w:shd w:val="clear" w:color="auto" w:fill="FFFFFF"/>
+          <w:vertAlign w:val="superscript"/>
+        </w:rPr>
+        <w:t>1</w:t>
+      </w:r>
+      <w:r>
+        <w:rPr>
+          <w:rFonts w:ascii="Times New Roman" w:hAnsi="Times New Roman" w:cs="Times New Roman"/>
+          <w:sz w:val="18"/>
+          <w:szCs w:val="18"/>
+        </w:rPr>
+        <w:t>Düzce Üniversitesi, Mühendislik Fakültesi, Bilgisayar Mühendisliği Bölümü, 81620, Düzce, Türkiye</w:t>
+      </w:r>
+    </w:p>
+    <w:p>
+      <w:pPr>
+        <w:spacing w:after="0" w:line="360" w:lineRule="auto"/>
+        <w:jc w:val="both"/>
+        <w:rPr>
+          <w:rFonts w:ascii="Times New Roman" w:hAnsi="Times New Roman" w:cs="Times New Roman"/>
+          <w:sz w:val="18"/>
+          <w:szCs w:val="18"/>
+          <w:shd w:val="clear" w:color="auto" w:fill="FFFFFF"/>
+        </w:rPr>
+      </w:pPr>
+      <w:r>
+        <w:rPr>
+          <w:rFonts w:ascii="Times New Roman" w:hAnsi="Times New Roman" w:cs="Times New Roman"/>
+          <w:sz w:val="18"/>
+          <w:szCs w:val="18"/>
+          <w:shd w:val="clear" w:color="auto" w:fill="FFFFFF"/>
+        </w:rPr>
+        <w:t>0009-0002-8302-7657</w:t>
+      </w:r>
+      <w:r>
+        <w:rPr>
+          <w:rFonts w:ascii="Times New Roman" w:hAnsi="Times New Roman" w:cs="Times New Roman"/>
+          <w:sz w:val="18"/>
+          <w:szCs w:val="18"/>
+          <w:shd w:val="clear" w:color="auto" w:fill="FFFFFF"/>
+        </w:rPr>
+        <w:t>,</w:t>
+      </w:r>
+      <w:r>
+        <w:rPr>
+          <w:rFonts w:ascii="Times New Roman" w:hAnsi="Times New Roman" w:cs="Times New Roman"/>
+          <w:sz w:val="18"/>
+          <w:szCs w:val="18"/>
+          <w:shd w:val="clear" w:color="auto" w:fill="FFFFFF"/>
+        </w:rPr>
+        <w:t xml:space="preserve"> </w:t>
+      </w:r>
+      <w:r>
+        <w:rPr>
+          <w:rFonts w:ascii="Times New Roman" w:hAnsi="Times New Roman" w:cs="Times New Roman"/>
+          <w:sz w:val="18"/>
+          <w:szCs w:val="18"/>
+          <w:shd w:val="clear" w:color="auto" w:fill="FFFFFF"/>
+        </w:rPr>
+        <w:t>0000-0002-7927-0083</w:t>
+      </w:r>
+    </w:p>
+    <w:p>
+      <w:pPr>
+        <w:spacing w:after="0" w:line="480" w:lineRule="auto"/>
+        <w:rPr>
+          <w:rFonts w:ascii="Times New Roman" w:hAnsi="Times New Roman" w:cs="Times New Roman"/>
+          <w:sz w:val="18"/>
+          <w:szCs w:val="18"/>
+        </w:rPr>
+      </w:pPr>
+      <w:r>
+        <w:rPr>
+          <w:rFonts w:ascii="Times New Roman" w:hAnsi="Times New Roman" w:cs="Times New Roman"/>
+          <w:sz w:val="18"/>
+          <w:szCs w:val="18"/>
+        </w:rPr>
+        <w:t xml:space="preserve">hasannarthurrr@gmail.com, </w:t>
+      </w:r>
+      <w:r>
+        <w:rPr>
+          <w:rFonts w:ascii="Times New Roman" w:hAnsi="Times New Roman" w:cs="Times New Roman"/>
+          <w:sz w:val="18"/>
+          <w:szCs w:val="18"/>
+        </w:rPr>
+        <w:t>busratakgil@duzce.edu.tr</w:t>
+      </w:r>
+    </w:p>
+    <w:p>
+      <w:pPr>
+        <w:spacing w:after="0" w:line="480" w:lineRule="auto"/>
+      </w:pPr>
+      <w:r>
+        <w:rPr>
+          <w:rFonts w:ascii="Times New Roman" w:hAnsi="Times New Roman" w:cs="Times New Roman"/>
+          <w:sz w:val="18"/>
+          <w:szCs w:val="18"/>
+        </w:rPr>
+        <w:t xml:space="preserve">İletişim yazarı telefon </w:t>
+      </w:r>
+      <w:proofErr w:type="spellStart"/>
+      <w:r>
+        <w:rPr>
+          <w:rFonts w:ascii="Times New Roman" w:hAnsi="Times New Roman" w:cs="Times New Roman"/>
+          <w:sz w:val="18"/>
+          <w:szCs w:val="18"/>
+        </w:rPr>
+        <w:t>no</w:t>
+      </w:r>
+      <w:proofErr w:type="spellEnd"/>
+      <w:r>
+        <w:rPr>
+          <w:rFonts w:ascii="Times New Roman" w:hAnsi="Times New Roman" w:cs="Times New Roman"/>
+          <w:sz w:val="18"/>
+          <w:szCs w:val="18"/>
+        </w:rPr>
+        <w:t xml:space="preserve">: </w:t>
+      </w:r>
+      <w:r>
+        <w:rPr>
+          <w:rFonts w:ascii="Times New Roman" w:hAnsi="Times New Roman" w:cs="Times New Roman"/>
+          <w:sz w:val="18"/>
+          <w:szCs w:val="18"/>
+        </w:rPr>
+        <w:t>5304757690</w:t>
+      </w:r>
+    </w:p>
+    <w:p>
+      <w:pPr>
         <w:pStyle w:val="NormalWeb"/>
         <w:shd w:val="clear" w:color="auto" w:fill="FFFFFF"/>
         <w:spacing w:before="0" w:beforeAutospacing="0" w:after="0" w:afterAutospacing="0" w:line="360" w:lineRule="auto"/>
         <w:jc w:val="center"/>
       </w:pPr>
-      <w:r>
-        <w:rPr>
-          <w:rStyle w:val="Gl"/>
-        </w:rPr>
-        <w:t>Yazar adları ve adres bilgileri:</w:t>
-      </w:r>
-    </w:p>
-    <w:p>
-      <w:pPr>
-        <w:spacing w:after="0" w:line="360" w:lineRule="auto"/>
-        <w:jc w:val="both"/>
-        <w:rPr>
-          <w:rFonts w:ascii="Times New Roman" w:hAnsi="Times New Roman" w:cs="Times New Roman"/>
-          <w:b/>
-          <w:sz w:val="18"/>
-          <w:szCs w:val="18"/>
-        </w:rPr>
-      </w:pPr>
-      <w:r>
-        <w:rPr>
-          <w:rFonts w:ascii="Times New Roman" w:hAnsi="Times New Roman" w:cs="Times New Roman"/>
-          <w:sz w:val="18"/>
-          <w:szCs w:val="18"/>
-          <w:shd w:val="clear" w:color="auto" w:fill="FFFFFF"/>
-        </w:rPr>
-        <w:t>H</w:t>
-      </w:r>
-      <w:r>
-        <w:rPr>
-          <w:rFonts w:ascii="Times New Roman" w:hAnsi="Times New Roman" w:cs="Times New Roman"/>
-          <w:sz w:val="18"/>
-          <w:szCs w:val="18"/>
-          <w:shd w:val="clear" w:color="auto" w:fill="FFFFFF"/>
-        </w:rPr>
-        <w:t>asan Arthur Altuntaş</w:t>
-      </w:r>
-      <w:proofErr w:type="gramStart"/>
-      <w:r>
-        <w:rPr>
-          <w:rFonts w:ascii="Times New Roman" w:hAnsi="Times New Roman" w:cs="Times New Roman"/>
-          <w:sz w:val="18"/>
-          <w:szCs w:val="18"/>
-          <w:shd w:val="clear" w:color="auto" w:fill="FFFFFF"/>
-          <w:vertAlign w:val="superscript"/>
-        </w:rPr>
-        <w:t>1,*</w:t>
-      </w:r>
-      <w:proofErr w:type="gramEnd"/>
-      <w:r>
-        <w:rPr>
-          <w:rFonts w:ascii="Times New Roman" w:hAnsi="Times New Roman" w:cs="Times New Roman"/>
-          <w:sz w:val="18"/>
-          <w:szCs w:val="18"/>
-          <w:shd w:val="clear" w:color="auto" w:fill="FFFFFF"/>
-        </w:rPr>
-        <w:t>,</w:t>
-      </w:r>
-      <w:r>
-        <w:rPr>
-          <w:rFonts w:ascii="Times New Roman" w:hAnsi="Times New Roman" w:cs="Times New Roman"/>
-          <w:sz w:val="18"/>
-          <w:szCs w:val="18"/>
-          <w:shd w:val="clear" w:color="auto" w:fill="FFFFFF"/>
-        </w:rPr>
-        <w:t xml:space="preserve"> </w:t>
-      </w:r>
-      <w:r>
-        <w:rPr>
-          <w:rFonts w:ascii="Times New Roman" w:hAnsi="Times New Roman" w:cs="Times New Roman"/>
-          <w:sz w:val="18"/>
-          <w:szCs w:val="18"/>
-          <w:shd w:val="clear" w:color="auto" w:fill="FFFFFF"/>
-        </w:rPr>
-        <w:t>Büşra Takgil</w:t>
-      </w:r>
-      <w:r>
-        <w:rPr>
-          <w:rFonts w:ascii="Times New Roman" w:hAnsi="Times New Roman" w:cs="Times New Roman"/>
-          <w:sz w:val="18"/>
-          <w:szCs w:val="18"/>
-          <w:shd w:val="clear" w:color="auto" w:fill="FFFFFF"/>
-          <w:vertAlign w:val="superscript"/>
-        </w:rPr>
-        <w:t>1</w:t>
-      </w:r>
-    </w:p>
-    <w:p>
-      <w:pPr>
-        <w:spacing w:after="0" w:line="360" w:lineRule="auto"/>
-        <w:jc w:val="both"/>
-        <w:rPr>
-          <w:rFonts w:ascii="Times New Roman" w:hAnsi="Times New Roman" w:cs="Times New Roman"/>
-          <w:sz w:val="18"/>
-          <w:szCs w:val="18"/>
-        </w:rPr>
-      </w:pPr>
-      <w:r>
-        <w:rPr>
-          <w:rFonts w:ascii="Times New Roman" w:hAnsi="Times New Roman" w:cs="Times New Roman"/>
-          <w:sz w:val="18"/>
-          <w:szCs w:val="18"/>
-          <w:shd w:val="clear" w:color="auto" w:fill="FFFFFF"/>
-          <w:vertAlign w:val="superscript"/>
-        </w:rPr>
-        <w:t>1</w:t>
-      </w:r>
-      <w:r>
-        <w:rPr>
-          <w:rFonts w:ascii="Times New Roman" w:hAnsi="Times New Roman" w:cs="Times New Roman"/>
-          <w:sz w:val="18"/>
-          <w:szCs w:val="18"/>
-        </w:rPr>
-        <w:t>Düzce Üniversitesi, Mühendislik Fakültesi, Bilgisayar Mühendisliği Bölümü, 81620, Düzce, Türkiye</w:t>
-      </w:r>
-    </w:p>
-    <w:p>
-      <w:pPr>
-        <w:spacing w:after="0" w:line="360" w:lineRule="auto"/>
-        <w:jc w:val="both"/>
-        <w:rPr>
-          <w:rFonts w:ascii="Times New Roman" w:hAnsi="Times New Roman" w:cs="Times New Roman"/>
-          <w:sz w:val="18"/>
-          <w:szCs w:val="18"/>
-          <w:shd w:val="clear" w:color="auto" w:fill="FFFFFF"/>
-        </w:rPr>
-      </w:pPr>
-      <w:r>
-        <w:rPr>
-          <w:rFonts w:ascii="Times New Roman" w:hAnsi="Times New Roman" w:cs="Times New Roman"/>
-          <w:sz w:val="18"/>
-          <w:szCs w:val="18"/>
-          <w:shd w:val="clear" w:color="auto" w:fill="FFFFFF"/>
-        </w:rPr>
-        <w:t>0009-0002-8302-7657</w:t>
-      </w:r>
-      <w:r>
-        <w:rPr>
-          <w:rFonts w:ascii="Times New Roman" w:hAnsi="Times New Roman" w:cs="Times New Roman"/>
-          <w:sz w:val="18"/>
-          <w:szCs w:val="18"/>
-          <w:shd w:val="clear" w:color="auto" w:fill="FFFFFF"/>
-        </w:rPr>
-        <w:t>,</w:t>
-      </w:r>
-      <w:r>
-        <w:rPr>
-          <w:rFonts w:ascii="Times New Roman" w:hAnsi="Times New Roman" w:cs="Times New Roman"/>
-          <w:sz w:val="18"/>
-          <w:szCs w:val="18"/>
-          <w:shd w:val="clear" w:color="auto" w:fill="FFFFFF"/>
-        </w:rPr>
-        <w:t xml:space="preserve"> </w:t>
-      </w:r>
-      <w:r>
-        <w:rPr>
-          <w:rFonts w:ascii="Times New Roman" w:hAnsi="Times New Roman" w:cs="Times New Roman"/>
-          <w:sz w:val="18"/>
-          <w:szCs w:val="18"/>
-          <w:shd w:val="clear" w:color="auto" w:fill="FFFFFF"/>
-        </w:rPr>
-        <w:t>0000-0002-7927-0083</w:t>
-      </w:r>
-    </w:p>
-    <w:p>
-      <w:pPr>
-        <w:spacing w:after="0" w:line="480" w:lineRule="auto"/>
-        <w:rPr>
-          <w:rFonts w:ascii="Times New Roman" w:hAnsi="Times New Roman" w:cs="Times New Roman"/>
-          <w:sz w:val="18"/>
-          <w:szCs w:val="18"/>
-        </w:rPr>
-      </w:pPr>
-      <w:r>
-        <w:rPr>
-          <w:rFonts w:ascii="Times New Roman" w:hAnsi="Times New Roman" w:cs="Times New Roman"/>
-          <w:sz w:val="18"/>
-          <w:szCs w:val="18"/>
-        </w:rPr>
-        <w:t xml:space="preserve">hasannarthurrr@gmail.com, </w:t>
-      </w:r>
-    </w:p>
-    <w:p>
-      <w:pPr>
-        <w:spacing w:after="0" w:line="480" w:lineRule="auto"/>
-        <w:rPr>
-          <w:rFonts w:ascii="Times New Roman" w:hAnsi="Times New Roman" w:cs="Times New Roman"/>
-          <w:sz w:val="18"/>
-          <w:szCs w:val="18"/>
-        </w:rPr>
-      </w:pPr>
-      <w:r>
-        <w:rPr>
-          <w:rFonts w:ascii="Times New Roman" w:hAnsi="Times New Roman" w:cs="Times New Roman"/>
-          <w:sz w:val="18"/>
-          <w:szCs w:val="18"/>
-        </w:rPr>
-        <w:t xml:space="preserve">İletişim yazarı telefon </w:t>
-      </w:r>
-      <w:proofErr w:type="spellStart"/>
-      <w:r>
-        <w:rPr>
-          <w:rFonts w:ascii="Times New Roman" w:hAnsi="Times New Roman" w:cs="Times New Roman"/>
-          <w:sz w:val="18"/>
-          <w:szCs w:val="18"/>
-        </w:rPr>
-        <w:t>no</w:t>
-      </w:r>
-      <w:proofErr w:type="spellEnd"/>
-      <w:r>
-        <w:rPr>
-          <w:rFonts w:ascii="Times New Roman" w:hAnsi="Times New Roman" w:cs="Times New Roman"/>
-          <w:sz w:val="18"/>
-          <w:szCs w:val="18"/>
-        </w:rPr>
-        <w:t xml:space="preserve">: </w:t>
-      </w:r>
-      <w:r>
-        <w:rPr>
-          <w:rFonts w:ascii="Times New Roman" w:hAnsi="Times New Roman" w:cs="Times New Roman"/>
-          <w:sz w:val="18"/>
-          <w:szCs w:val="18"/>
-        </w:rPr>
-        <w:t xml:space="preserve">5304757690, </w:t>
-      </w:r>
     </w:p>
     <w:p>
       <w:pPr>
@@ -259,7 +256,18 @@
         <w:shd w:val="clear" w:color="auto" w:fill="FFFFFF"/>
         <w:spacing w:before="0" w:beforeAutospacing="0" w:after="0" w:afterAutospacing="0" w:line="360" w:lineRule="auto"/>
         <w:jc w:val="center"/>
-      </w:pPr>
+        <w:rPr>
+          <w:rStyle w:val="Gl"/>
+        </w:rPr>
+      </w:pPr>
+      <w:r>
+        <w:rPr>
+          <w:b/>
+          <w:bCs/>
+          <w:lang w:val="en-US"/>
+        </w:rPr>
+        <w:t>AURIS: A multi-model ensemble approach for the detection of AI-generated music</w:t>
+      </w:r>
     </w:p>
     <w:p>
       <w:pPr>
@@ -267,160 +275,251 @@
         <w:shd w:val="clear" w:color="auto" w:fill="FFFFFF"/>
         <w:spacing w:before="0" w:beforeAutospacing="0" w:after="0" w:afterAutospacing="0" w:line="360" w:lineRule="auto"/>
         <w:jc w:val="center"/>
+        <w:rPr>
+          <w:rStyle w:val="Gl"/>
+        </w:rPr>
       </w:pPr>
     </w:p>
     <w:p>
       <w:pPr>
-        <w:pStyle w:val="NormalWeb"/>
-        <w:shd w:val="clear" w:color="auto" w:fill="FFFFFF"/>
-        <w:spacing w:before="0" w:beforeAutospacing="0" w:after="0" w:afterAutospacing="0" w:line="360" w:lineRule="auto"/>
-        <w:jc w:val="center"/>
-        <w:rPr>
-          <w:rStyle w:val="Gl"/>
-        </w:rPr>
-      </w:pPr>
-      <w:r>
-        <w:rPr>
+        <w:spacing w:after="0" w:line="360" w:lineRule="auto"/>
+        <w:jc w:val="both"/>
+        <w:rPr>
+          <w:rFonts w:ascii="Times New Roman" w:hAnsi="Times New Roman" w:cs="Times New Roman"/>
           <w:b/>
-          <w:bCs/>
-          <w:lang w:val="en-US"/>
-        </w:rPr>
-        <w:t>AURIS: A multi-model ensemble approach for the detection of AI-generated music</w:t>
+          <w:sz w:val="18"/>
+          <w:szCs w:val="18"/>
+        </w:rPr>
+      </w:pPr>
+      <w:r>
+        <w:rPr>
+          <w:rFonts w:ascii="Times New Roman" w:hAnsi="Times New Roman" w:cs="Times New Roman"/>
+          <w:sz w:val="18"/>
+          <w:szCs w:val="18"/>
+          <w:shd w:val="clear" w:color="auto" w:fill="FFFFFF"/>
+        </w:rPr>
+        <w:t>H</w:t>
+      </w:r>
+      <w:r>
+        <w:rPr>
+          <w:rFonts w:ascii="Times New Roman" w:hAnsi="Times New Roman" w:cs="Times New Roman"/>
+          <w:sz w:val="18"/>
+          <w:szCs w:val="18"/>
+          <w:shd w:val="clear" w:color="auto" w:fill="FFFFFF"/>
+        </w:rPr>
+        <w:t>asan Arthur Altuntaş</w:t>
+      </w:r>
+      <w:proofErr w:type="gramStart"/>
+      <w:r>
+        <w:rPr>
+          <w:rFonts w:ascii="Times New Roman" w:hAnsi="Times New Roman" w:cs="Times New Roman"/>
+          <w:sz w:val="18"/>
+          <w:szCs w:val="18"/>
+          <w:shd w:val="clear" w:color="auto" w:fill="FFFFFF"/>
+          <w:vertAlign w:val="superscript"/>
+        </w:rPr>
+        <w:t>1,*</w:t>
+      </w:r>
+      <w:proofErr w:type="gramEnd"/>
+      <w:r>
+        <w:rPr>
+          <w:rFonts w:ascii="Times New Roman" w:hAnsi="Times New Roman" w:cs="Times New Roman"/>
+          <w:sz w:val="18"/>
+          <w:szCs w:val="18"/>
+          <w:shd w:val="clear" w:color="auto" w:fill="FFFFFF"/>
+        </w:rPr>
+        <w:t>,</w:t>
+      </w:r>
+      <w:r>
+        <w:rPr>
+          <w:rFonts w:ascii="Times New Roman" w:hAnsi="Times New Roman" w:cs="Times New Roman"/>
+          <w:sz w:val="18"/>
+          <w:szCs w:val="18"/>
+          <w:shd w:val="clear" w:color="auto" w:fill="FFFFFF"/>
+        </w:rPr>
+        <w:t xml:space="preserve"> </w:t>
+      </w:r>
+      <w:r>
+        <w:rPr>
+          <w:rFonts w:ascii="Times New Roman" w:hAnsi="Times New Roman" w:cs="Times New Roman"/>
+          <w:sz w:val="18"/>
+          <w:szCs w:val="18"/>
+          <w:shd w:val="clear" w:color="auto" w:fill="FFFFFF"/>
+        </w:rPr>
+        <w:t>Büşra Takgil</w:t>
+      </w:r>
+      <w:r>
+        <w:rPr>
+          <w:rFonts w:ascii="Times New Roman" w:hAnsi="Times New Roman" w:cs="Times New Roman"/>
+          <w:sz w:val="18"/>
+          <w:szCs w:val="18"/>
+          <w:shd w:val="clear" w:color="auto" w:fill="FFFFFF"/>
+          <w:vertAlign w:val="superscript"/>
+        </w:rPr>
+        <w:t>1</w:t>
       </w:r>
     </w:p>
     <w:p>
       <w:pPr>
-        <w:pStyle w:val="NormalWeb"/>
-        <w:shd w:val="clear" w:color="auto" w:fill="FFFFFF"/>
-        <w:spacing w:before="0" w:beforeAutospacing="0" w:after="0" w:afterAutospacing="0" w:line="360" w:lineRule="auto"/>
-        <w:jc w:val="center"/>
-        <w:rPr>
-          <w:rStyle w:val="Gl"/>
-        </w:rPr>
-      </w:pPr>
+        <w:spacing w:after="0" w:line="360" w:lineRule="auto"/>
+        <w:jc w:val="both"/>
+        <w:rPr>
+          <w:rFonts w:ascii="Times New Roman" w:hAnsi="Times New Roman" w:cs="Times New Roman"/>
+          <w:sz w:val="18"/>
+          <w:szCs w:val="18"/>
+          <w:lang w:val="en-US"/>
+        </w:rPr>
+      </w:pPr>
+      <w:r>
+        <w:rPr>
+          <w:rFonts w:ascii="Times New Roman" w:hAnsi="Times New Roman" w:cs="Times New Roman"/>
+          <w:sz w:val="18"/>
+          <w:szCs w:val="18"/>
+          <w:shd w:val="clear" w:color="auto" w:fill="FFFFFF"/>
+          <w:vertAlign w:val="superscript"/>
+        </w:rPr>
+        <w:t>1</w:t>
+      </w:r>
+      <w:r>
+        <w:rPr>
+          <w:rFonts w:ascii="Times New Roman" w:hAnsi="Times New Roman" w:cs="Times New Roman"/>
+          <w:sz w:val="18"/>
+          <w:szCs w:val="18"/>
+          <w:lang w:val="en-US"/>
+        </w:rPr>
+        <w:t xml:space="preserve">Department of Computer Engineering, Faculty of Engineering, </w:t>
+      </w:r>
+      <w:proofErr w:type="spellStart"/>
+      <w:r>
+        <w:rPr>
+          <w:rFonts w:ascii="Times New Roman" w:hAnsi="Times New Roman" w:cs="Times New Roman"/>
+          <w:sz w:val="18"/>
+          <w:szCs w:val="18"/>
+          <w:lang w:val="en-US"/>
+        </w:rPr>
+        <w:t>Düzce</w:t>
+      </w:r>
+      <w:proofErr w:type="spellEnd"/>
+      <w:r>
+        <w:rPr>
+          <w:rFonts w:ascii="Times New Roman" w:hAnsi="Times New Roman" w:cs="Times New Roman"/>
+          <w:sz w:val="18"/>
+          <w:szCs w:val="18"/>
+          <w:lang w:val="en-US"/>
+        </w:rPr>
+        <w:t xml:space="preserve"> University, 81620, </w:t>
+      </w:r>
+      <w:proofErr w:type="spellStart"/>
+      <w:r>
+        <w:rPr>
+          <w:rFonts w:ascii="Times New Roman" w:hAnsi="Times New Roman" w:cs="Times New Roman"/>
+          <w:sz w:val="18"/>
+          <w:szCs w:val="18"/>
+          <w:lang w:val="en-US"/>
+        </w:rPr>
+        <w:t>Düzce</w:t>
+      </w:r>
+      <w:proofErr w:type="spellEnd"/>
+      <w:r>
+        <w:rPr>
+          <w:rFonts w:ascii="Times New Roman" w:hAnsi="Times New Roman" w:cs="Times New Roman"/>
+          <w:sz w:val="18"/>
+          <w:szCs w:val="18"/>
+          <w:lang w:val="en-US"/>
+        </w:rPr>
+        <w:t>, Türkiye</w:t>
+      </w:r>
     </w:p>
     <w:p>
       <w:pPr>
-        <w:pStyle w:val="NormalWeb"/>
-        <w:shd w:val="clear" w:color="auto" w:fill="FFFFFF"/>
-        <w:spacing w:before="0" w:beforeAutospacing="0" w:after="0" w:afterAutospacing="0" w:line="360" w:lineRule="auto"/>
-        <w:jc w:val="center"/>
-      </w:pPr>
-      <w:r>
-        <w:rPr>
-          <w:rStyle w:val="Gl"/>
-        </w:rPr>
-        <w:t>Yazar adları ve adres bilgileri:</w:t>
+        <w:spacing w:after="0" w:line="360" w:lineRule="auto"/>
+        <w:jc w:val="both"/>
+        <w:rPr>
+          <w:rFonts w:ascii="Times New Roman" w:hAnsi="Times New Roman" w:cs="Times New Roman"/>
+          <w:sz w:val="18"/>
+          <w:szCs w:val="18"/>
+          <w:shd w:val="clear" w:color="auto" w:fill="FFFFFF"/>
+        </w:rPr>
+      </w:pPr>
+      <w:r>
+        <w:rPr>
+          <w:rFonts w:ascii="Times New Roman" w:hAnsi="Times New Roman" w:cs="Times New Roman"/>
+          <w:sz w:val="18"/>
+          <w:szCs w:val="18"/>
+          <w:shd w:val="clear" w:color="auto" w:fill="FFFFFF"/>
+        </w:rPr>
+        <w:t>0009-0002-8302-7657</w:t>
+      </w:r>
+      <w:r>
+        <w:rPr>
+          <w:rFonts w:ascii="Times New Roman" w:hAnsi="Times New Roman" w:cs="Times New Roman"/>
+          <w:sz w:val="18"/>
+          <w:szCs w:val="18"/>
+          <w:shd w:val="clear" w:color="auto" w:fill="FFFFFF"/>
+        </w:rPr>
+        <w:t>,</w:t>
+      </w:r>
+      <w:r>
+        <w:rPr>
+          <w:rFonts w:ascii="Times New Roman" w:hAnsi="Times New Roman" w:cs="Times New Roman"/>
+          <w:sz w:val="18"/>
+          <w:szCs w:val="18"/>
+          <w:shd w:val="clear" w:color="auto" w:fill="FFFFFF"/>
+        </w:rPr>
+        <w:t xml:space="preserve"> </w:t>
+      </w:r>
+      <w:r>
+        <w:rPr>
+          <w:rFonts w:ascii="Times New Roman" w:hAnsi="Times New Roman" w:cs="Times New Roman"/>
+          <w:sz w:val="18"/>
+          <w:szCs w:val="18"/>
+          <w:shd w:val="clear" w:color="auto" w:fill="FFFFFF"/>
+        </w:rPr>
+        <w:t>0000-0002-7927-0083</w:t>
       </w:r>
     </w:p>
     <w:p>
       <w:pPr>
-        <w:spacing w:after="0" w:line="360" w:lineRule="auto"/>
-        <w:jc w:val="both"/>
-        <w:rPr>
-          <w:rFonts w:ascii="Times New Roman" w:hAnsi="Times New Roman" w:cs="Times New Roman"/>
-          <w:b/>
-          <w:sz w:val="18"/>
-          <w:szCs w:val="18"/>
-        </w:rPr>
-      </w:pPr>
-      <w:r>
-        <w:rPr>
-          <w:rFonts w:ascii="Times New Roman" w:hAnsi="Times New Roman" w:cs="Times New Roman"/>
-          <w:sz w:val="18"/>
-          <w:szCs w:val="18"/>
-          <w:shd w:val="clear" w:color="auto" w:fill="FFFFFF"/>
-        </w:rPr>
-        <w:t>H</w:t>
-      </w:r>
-      <w:r>
-        <w:rPr>
-          <w:rFonts w:ascii="Times New Roman" w:hAnsi="Times New Roman" w:cs="Times New Roman"/>
-          <w:sz w:val="18"/>
-          <w:szCs w:val="18"/>
-          <w:shd w:val="clear" w:color="auto" w:fill="FFFFFF"/>
-        </w:rPr>
-        <w:t>asan Arthur Altuntaş</w:t>
-      </w:r>
-      <w:proofErr w:type="gramStart"/>
-      <w:r>
-        <w:rPr>
-          <w:rFonts w:ascii="Times New Roman" w:hAnsi="Times New Roman" w:cs="Times New Roman"/>
-          <w:sz w:val="18"/>
-          <w:szCs w:val="18"/>
-          <w:shd w:val="clear" w:color="auto" w:fill="FFFFFF"/>
-          <w:vertAlign w:val="superscript"/>
-        </w:rPr>
-        <w:t>1,*</w:t>
-      </w:r>
-      <w:proofErr w:type="gramEnd"/>
-      <w:r>
-        <w:rPr>
-          <w:rFonts w:ascii="Times New Roman" w:hAnsi="Times New Roman" w:cs="Times New Roman"/>
-          <w:sz w:val="18"/>
-          <w:szCs w:val="18"/>
-          <w:shd w:val="clear" w:color="auto" w:fill="FFFFFF"/>
-        </w:rPr>
-        <w:t>,</w:t>
-      </w:r>
-      <w:r>
-        <w:rPr>
-          <w:rFonts w:ascii="Times New Roman" w:hAnsi="Times New Roman" w:cs="Times New Roman"/>
-          <w:sz w:val="18"/>
-          <w:szCs w:val="18"/>
-          <w:shd w:val="clear" w:color="auto" w:fill="FFFFFF"/>
-        </w:rPr>
-        <w:t xml:space="preserve"> </w:t>
-      </w:r>
-      <w:r>
-        <w:rPr>
-          <w:rFonts w:ascii="Times New Roman" w:hAnsi="Times New Roman" w:cs="Times New Roman"/>
-          <w:sz w:val="18"/>
-          <w:szCs w:val="18"/>
-          <w:shd w:val="clear" w:color="auto" w:fill="FFFFFF"/>
-        </w:rPr>
-        <w:t>Büşra Takgil</w:t>
-      </w:r>
-      <w:r>
-        <w:rPr>
-          <w:rFonts w:ascii="Times New Roman" w:hAnsi="Times New Roman" w:cs="Times New Roman"/>
-          <w:sz w:val="18"/>
-          <w:szCs w:val="18"/>
-          <w:shd w:val="clear" w:color="auto" w:fill="FFFFFF"/>
-          <w:vertAlign w:val="superscript"/>
-        </w:rPr>
-        <w:t>1</w:t>
+        <w:spacing w:after="0" w:line="480" w:lineRule="auto"/>
+        <w:rPr>
+          <w:rFonts w:ascii="Times New Roman" w:hAnsi="Times New Roman" w:cs="Times New Roman"/>
+          <w:sz w:val="18"/>
+          <w:szCs w:val="18"/>
+        </w:rPr>
+      </w:pPr>
+      <w:r>
+        <w:rPr>
+          <w:rFonts w:ascii="Times New Roman" w:hAnsi="Times New Roman" w:cs="Times New Roman"/>
+          <w:sz w:val="18"/>
+          <w:szCs w:val="18"/>
+        </w:rPr>
+        <w:t xml:space="preserve">hasannarthurrr@gmail.com, </w:t>
+      </w:r>
+      <w:r>
+        <w:rPr>
+          <w:rFonts w:ascii="Times New Roman" w:hAnsi="Times New Roman" w:cs="Times New Roman"/>
+          <w:sz w:val="18"/>
+          <w:szCs w:val="18"/>
+        </w:rPr>
+        <w:t>busratakgil@duzce.edu.tr</w:t>
       </w:r>
     </w:p>
     <w:p>
       <w:pPr>
-        <w:spacing w:after="0" w:line="360" w:lineRule="auto"/>
-        <w:jc w:val="both"/>
-        <w:rPr>
-          <w:rFonts w:ascii="Times New Roman" w:hAnsi="Times New Roman" w:cs="Times New Roman"/>
-          <w:sz w:val="18"/>
-          <w:szCs w:val="18"/>
-          <w:lang w:val="en-US"/>
-        </w:rPr>
-      </w:pPr>
-      <w:r>
-        <w:rPr>
-          <w:rFonts w:ascii="Times New Roman" w:hAnsi="Times New Roman" w:cs="Times New Roman"/>
-          <w:sz w:val="18"/>
-          <w:szCs w:val="18"/>
-          <w:shd w:val="clear" w:color="auto" w:fill="FFFFFF"/>
-          <w:vertAlign w:val="superscript"/>
-        </w:rPr>
-        <w:t>1</w:t>
-      </w:r>
-      <w:r>
-        <w:rPr>
-          <w:rFonts w:ascii="Times New Roman" w:hAnsi="Times New Roman" w:cs="Times New Roman"/>
-          <w:sz w:val="18"/>
-          <w:szCs w:val="18"/>
-          <w:lang w:val="en-US"/>
-        </w:rPr>
-        <w:t xml:space="preserve">Department of Computer Engineering, Faculty of Engineering, </w:t>
+        <w:spacing w:after="0" w:line="480" w:lineRule="auto"/>
+        <w:rPr>
+          <w:rFonts w:ascii="Times New Roman" w:hAnsi="Times New Roman" w:cs="Times New Roman"/>
+          <w:sz w:val="18"/>
+          <w:szCs w:val="18"/>
+        </w:rPr>
+      </w:pPr>
+      <w:r>
+        <w:rPr>
+          <w:rFonts w:ascii="Times New Roman" w:hAnsi="Times New Roman" w:cs="Times New Roman"/>
+          <w:sz w:val="18"/>
+          <w:szCs w:val="18"/>
+        </w:rPr>
+        <w:t xml:space="preserve">Phone of </w:t>
       </w:r>
       <w:proofErr w:type="spellStart"/>
       <w:r>
@@ -428,9 +527,8 @@
           <w:rFonts w:ascii="Times New Roman" w:hAnsi="Times New Roman" w:cs="Times New Roman"/>
           <w:sz w:val="18"/>
           <w:szCs w:val="18"/>
-          <w:lang w:val="en-US"/>
-        </w:rPr>
-        <w:t>Düzce</w:t>
+        </w:rPr>
+        <w:t>contact</w:t>
       </w:r>
       <w:proofErr w:type="spellEnd"/>
       <w:r>
@@ -438,9 +536,8 @@
           <w:rFonts w:ascii="Times New Roman" w:hAnsi="Times New Roman" w:cs="Times New Roman"/>
           <w:sz w:val="18"/>
           <w:szCs w:val="18"/>
-          <w:lang w:val="en-US"/>
-        </w:rPr>
-        <w:t xml:space="preserve"> University, 81620, </w:t>
+        </w:rPr>
+        <w:t xml:space="preserve"> </w:t>
       </w:r>
       <w:proofErr w:type="spellStart"/>
       <w:r>
@@ -448,9 +545,8 @@
           <w:rFonts w:ascii="Times New Roman" w:hAnsi="Times New Roman" w:cs="Times New Roman"/>
           <w:sz w:val="18"/>
           <w:szCs w:val="18"/>
-          <w:lang w:val="en-US"/>
-        </w:rPr>
-        <w:t>Düzce</w:t>
+        </w:rPr>
+        <w:t>author</w:t>
       </w:r>
       <w:proofErr w:type="spellEnd"/>
       <w:r>
@@ -458,127 +554,6 @@
           <w:rFonts w:ascii="Times New Roman" w:hAnsi="Times New Roman" w:cs="Times New Roman"/>
           <w:sz w:val="18"/>
           <w:szCs w:val="18"/>
-          <w:lang w:val="en-US"/>
-        </w:rPr>
-        <w:t>, Türkiye</w:t>
-      </w:r>
-    </w:p>
-    <w:p>
-      <w:pPr>
-        <w:spacing w:after="0" w:line="360" w:lineRule="auto"/>
-        <w:jc w:val="both"/>
-        <w:rPr>
-          <w:rFonts w:ascii="Times New Roman" w:hAnsi="Times New Roman" w:cs="Times New Roman"/>
-          <w:sz w:val="18"/>
-          <w:szCs w:val="18"/>
-          <w:shd w:val="clear" w:color="auto" w:fill="FFFFFF"/>
-        </w:rPr>
-      </w:pPr>
-      <w:r>
-        <w:rPr>
-          <w:rFonts w:ascii="Times New Roman" w:hAnsi="Times New Roman" w:cs="Times New Roman"/>
-          <w:sz w:val="18"/>
-          <w:szCs w:val="18"/>
-          <w:shd w:val="clear" w:color="auto" w:fill="FFFFFF"/>
-        </w:rPr>
-        <w:t>0009-0002-8302-7657</w:t>
-      </w:r>
-      <w:r>
-        <w:rPr>
-          <w:rFonts w:ascii="Times New Roman" w:hAnsi="Times New Roman" w:cs="Times New Roman"/>
-          <w:sz w:val="18"/>
-          <w:szCs w:val="18"/>
-          <w:shd w:val="clear" w:color="auto" w:fill="FFFFFF"/>
-        </w:rPr>
-        <w:t>,</w:t>
-      </w:r>
-      <w:r>
-        <w:rPr>
-          <w:rFonts w:ascii="Times New Roman" w:hAnsi="Times New Roman" w:cs="Times New Roman"/>
-          <w:sz w:val="18"/>
-          <w:szCs w:val="18"/>
-          <w:shd w:val="clear" w:color="auto" w:fill="FFFFFF"/>
-        </w:rPr>
-        <w:t xml:space="preserve"> </w:t>
-      </w:r>
-      <w:r>
-        <w:rPr>
-          <w:rFonts w:ascii="Times New Roman" w:hAnsi="Times New Roman" w:cs="Times New Roman"/>
-          <w:sz w:val="18"/>
-          <w:szCs w:val="18"/>
-          <w:shd w:val="clear" w:color="auto" w:fill="FFFFFF"/>
-        </w:rPr>
-        <w:t>0000-0002-7927-0083</w:t>
-      </w:r>
-    </w:p>
-    <w:p>
-      <w:pPr>
-        <w:spacing w:after="0" w:line="480" w:lineRule="auto"/>
-        <w:rPr>
-          <w:rFonts w:ascii="Times New Roman" w:hAnsi="Times New Roman" w:cs="Times New Roman"/>
-          <w:sz w:val="18"/>
-          <w:szCs w:val="18"/>
-        </w:rPr>
-      </w:pPr>
-      <w:r>
-        <w:rPr>
-          <w:rFonts w:ascii="Times New Roman" w:hAnsi="Times New Roman" w:cs="Times New Roman"/>
-          <w:sz w:val="18"/>
-          <w:szCs w:val="18"/>
-        </w:rPr>
-        <w:t xml:space="preserve">hasannarthurrr@gmail.com, </w:t>
-      </w:r>
-    </w:p>
-    <w:p>
-      <w:pPr>
-        <w:spacing w:after="0" w:line="480" w:lineRule="auto"/>
-        <w:rPr>
-          <w:rFonts w:ascii="Times New Roman" w:hAnsi="Times New Roman" w:cs="Times New Roman"/>
-          <w:sz w:val="18"/>
-          <w:szCs w:val="18"/>
-        </w:rPr>
-      </w:pPr>
-      <w:r>
-        <w:rPr>
-          <w:rFonts w:ascii="Times New Roman" w:hAnsi="Times New Roman" w:cs="Times New Roman"/>
-          <w:sz w:val="18"/>
-          <w:szCs w:val="18"/>
-        </w:rPr>
-        <w:t xml:space="preserve">Phone of </w:t>
-      </w:r>
-      <w:proofErr w:type="spellStart"/>
-      <w:r>
-        <w:rPr>
-          <w:rFonts w:ascii="Times New Roman" w:hAnsi="Times New Roman" w:cs="Times New Roman"/>
-          <w:sz w:val="18"/>
-          <w:szCs w:val="18"/>
-        </w:rPr>
-        <w:t>contact</w:t>
-      </w:r>
-      <w:proofErr w:type="spellEnd"/>
-      <w:r>
-        <w:rPr>
-          <w:rFonts w:ascii="Times New Roman" w:hAnsi="Times New Roman" w:cs="Times New Roman"/>
-          <w:sz w:val="18"/>
-          <w:szCs w:val="18"/>
-        </w:rPr>
-        <w:t xml:space="preserve"> </w:t>
-      </w:r>
-      <w:proofErr w:type="spellStart"/>
-      <w:r>
-        <w:rPr>
-          <w:rFonts w:ascii="Times New Roman" w:hAnsi="Times New Roman" w:cs="Times New Roman"/>
-          <w:sz w:val="18"/>
-          <w:szCs w:val="18"/>
-        </w:rPr>
-        <w:t>author</w:t>
-      </w:r>
-      <w:proofErr w:type="spellEnd"/>
-      <w:r>
-        <w:rPr>
-          <w:rFonts w:ascii="Times New Roman" w:hAnsi="Times New Roman" w:cs="Times New Roman"/>
-          <w:sz w:val="18"/>
-          <w:szCs w:val="18"/>
         </w:rPr>
         <w:t xml:space="preserve">: </w:t>
       </w:r>
@@ -588,7 +563,7 @@
           <w:sz w:val="18"/>
           <w:szCs w:val="18"/>
         </w:rPr>
-        <w:t xml:space="preserve">5304757690, </w:t>
+        <w:t>5304757690</w:t>
       </w:r>
     </w:p>
     <w:sectPr>
@@ -1004,7 +979,6 @@
   <w:style w:type="character" w:default="1" w:styleId="VarsaylanParagrafYazTipi">
     <w:name w:val="Default Paragraph Font"/>
     <w:uiPriority w:val="1"/>
-    <w:semiHidden/>
     <w:unhideWhenUsed/>
   </w:style>
   <w:style w:type="table" w:default="1" w:styleId="NormalTablo">

--- a/docs/academic/paper/deliverables/AURIS_Kapak_Sayfasi.docx
+++ b/docs/academic/paper/deliverables/AURIS_Kapak_Sayfasi.docx
@@ -4,243 +4,295 @@
   <w:body>
     <w:p>
       <w:pPr>
+        <w:spacing w:after="0" w:line="360" w:lineRule="auto"/>
+        <w:jc w:val="both"/>
+        <w:rPr>
+          <w:rFonts w:ascii="Times New Roman" w:eastAsia="Times New Roman" w:hAnsi="Times New Roman" w:cs="Times New Roman"/>
+          <w:b/>
+          <w:bCs/>
+          <w:sz w:val="24"/>
+          <w:szCs w:val="24"/>
+          <w:lang w:eastAsia="tr-TR"/>
+        </w:rPr>
+      </w:pPr>
+      <w:r>
+        <w:rPr>
+          <w:rFonts w:ascii="Times New Roman" w:eastAsia="Times New Roman" w:hAnsi="Times New Roman" w:cs="Times New Roman"/>
+          <w:b/>
+          <w:bCs/>
+          <w:sz w:val="24"/>
+          <w:szCs w:val="24"/>
+          <w:lang w:eastAsia="tr-TR"/>
+        </w:rPr>
+        <w:t xml:space="preserve">Yapay Zekâ Üretimli Müzik Tespitinde Topluluk Öğrenmesi: Heterojen Akustik Öznitelikler ve </w:t>
+      </w:r>
+      <w:proofErr w:type="spellStart"/>
+      <w:r>
+        <w:rPr>
+          <w:rFonts w:ascii="Times New Roman" w:eastAsia="Times New Roman" w:hAnsi="Times New Roman" w:cs="Times New Roman"/>
+          <w:b/>
+          <w:bCs/>
+          <w:sz w:val="24"/>
+          <w:szCs w:val="24"/>
+          <w:lang w:eastAsia="tr-TR"/>
+        </w:rPr>
+        <w:t>LightGBM</w:t>
+      </w:r>
+      <w:proofErr w:type="spellEnd"/>
+      <w:r>
+        <w:rPr>
+          <w:rFonts w:ascii="Times New Roman" w:eastAsia="Times New Roman" w:hAnsi="Times New Roman" w:cs="Times New Roman"/>
+          <w:b/>
+          <w:bCs/>
+          <w:sz w:val="24"/>
+          <w:szCs w:val="24"/>
+          <w:lang w:eastAsia="tr-TR"/>
+        </w:rPr>
+        <w:t xml:space="preserve"> Tabanlı Bir Yaklaşım</w:t>
+      </w:r>
+    </w:p>
+    <w:p>
+      <w:pPr>
+        <w:spacing w:after="0" w:line="360" w:lineRule="auto"/>
+        <w:jc w:val="both"/>
+        <w:rPr>
+          <w:rFonts w:ascii="Times New Roman" w:eastAsia="Times New Roman" w:hAnsi="Times New Roman" w:cs="Times New Roman"/>
+          <w:b/>
+          <w:bCs/>
+          <w:sz w:val="24"/>
+          <w:szCs w:val="24"/>
+          <w:lang w:eastAsia="tr-TR"/>
+        </w:rPr>
+      </w:pPr>
+    </w:p>
+    <w:p>
+      <w:pPr>
+        <w:spacing w:after="0" w:line="360" w:lineRule="auto"/>
+        <w:jc w:val="both"/>
+        <w:rPr>
+          <w:rFonts w:ascii="Times New Roman" w:hAnsi="Times New Roman" w:cs="Times New Roman"/>
+          <w:b/>
+          <w:sz w:val="18"/>
+          <w:szCs w:val="18"/>
+        </w:rPr>
+      </w:pPr>
+      <w:r>
+        <w:rPr>
+          <w:rFonts w:ascii="Times New Roman" w:hAnsi="Times New Roman" w:cs="Times New Roman"/>
+          <w:sz w:val="18"/>
+          <w:szCs w:val="18"/>
+          <w:shd w:val="clear" w:color="auto" w:fill="FFFFFF"/>
+        </w:rPr>
+        <w:t>H</w:t>
+      </w:r>
+      <w:r>
+        <w:rPr>
+          <w:rFonts w:ascii="Times New Roman" w:hAnsi="Times New Roman" w:cs="Times New Roman"/>
+          <w:sz w:val="18"/>
+          <w:szCs w:val="18"/>
+          <w:shd w:val="clear" w:color="auto" w:fill="FFFFFF"/>
+        </w:rPr>
+        <w:t>asan Arthur Altuntaş</w:t>
+      </w:r>
+      <w:proofErr w:type="gramStart"/>
+      <w:r>
+        <w:rPr>
+          <w:rFonts w:ascii="Times New Roman" w:hAnsi="Times New Roman" w:cs="Times New Roman"/>
+          <w:sz w:val="18"/>
+          <w:szCs w:val="18"/>
+          <w:shd w:val="clear" w:color="auto" w:fill="FFFFFF"/>
+          <w:vertAlign w:val="superscript"/>
+        </w:rPr>
+        <w:t>1,*</w:t>
+      </w:r>
+      <w:proofErr w:type="gramEnd"/>
+      <w:r>
+        <w:rPr>
+          <w:rFonts w:ascii="Times New Roman" w:hAnsi="Times New Roman" w:cs="Times New Roman"/>
+          <w:sz w:val="18"/>
+          <w:szCs w:val="18"/>
+          <w:shd w:val="clear" w:color="auto" w:fill="FFFFFF"/>
+        </w:rPr>
+        <w:t>,</w:t>
+      </w:r>
+      <w:r>
+        <w:rPr>
+          <w:rFonts w:ascii="Times New Roman" w:hAnsi="Times New Roman" w:cs="Times New Roman"/>
+          <w:sz w:val="18"/>
+          <w:szCs w:val="18"/>
+          <w:shd w:val="clear" w:color="auto" w:fill="FFFFFF"/>
+        </w:rPr>
+        <w:t xml:space="preserve"> </w:t>
+      </w:r>
+      <w:r>
+        <w:rPr>
+          <w:rFonts w:ascii="Times New Roman" w:hAnsi="Times New Roman" w:cs="Times New Roman"/>
+          <w:sz w:val="18"/>
+          <w:szCs w:val="18"/>
+          <w:shd w:val="clear" w:color="auto" w:fill="FFFFFF"/>
+        </w:rPr>
+        <w:t>Büşra Takgil</w:t>
+      </w:r>
+      <w:r>
+        <w:rPr>
+          <w:rFonts w:ascii="Times New Roman" w:hAnsi="Times New Roman" w:cs="Times New Roman"/>
+          <w:sz w:val="18"/>
+          <w:szCs w:val="18"/>
+          <w:shd w:val="clear" w:color="auto" w:fill="FFFFFF"/>
+          <w:vertAlign w:val="superscript"/>
+        </w:rPr>
+        <w:t>1</w:t>
+      </w:r>
+    </w:p>
+    <w:p>
+      <w:pPr>
+        <w:spacing w:after="0" w:line="360" w:lineRule="auto"/>
+        <w:jc w:val="both"/>
+        <w:rPr>
+          <w:rFonts w:ascii="Times New Roman" w:hAnsi="Times New Roman" w:cs="Times New Roman"/>
+          <w:sz w:val="18"/>
+          <w:szCs w:val="18"/>
+        </w:rPr>
+      </w:pPr>
+      <w:r>
+        <w:rPr>
+          <w:rFonts w:ascii="Times New Roman" w:hAnsi="Times New Roman" w:cs="Times New Roman"/>
+          <w:sz w:val="18"/>
+          <w:szCs w:val="18"/>
+          <w:shd w:val="clear" w:color="auto" w:fill="FFFFFF"/>
+          <w:vertAlign w:val="superscript"/>
+        </w:rPr>
+        <w:t>1</w:t>
+      </w:r>
+      <w:r>
+        <w:rPr>
+          <w:rFonts w:ascii="Times New Roman" w:hAnsi="Times New Roman" w:cs="Times New Roman"/>
+          <w:sz w:val="18"/>
+          <w:szCs w:val="18"/>
+        </w:rPr>
+        <w:t>Düzce Üniversitesi, Mühendislik Fakültesi, Bilgisayar Mühendisliği Bölümü, 81620, Düzce, Türkiye</w:t>
+      </w:r>
+    </w:p>
+    <w:p>
+      <w:pPr>
+        <w:spacing w:after="0" w:line="360" w:lineRule="auto"/>
+        <w:jc w:val="both"/>
+        <w:rPr>
+          <w:rFonts w:ascii="Times New Roman" w:hAnsi="Times New Roman" w:cs="Times New Roman"/>
+          <w:sz w:val="18"/>
+          <w:szCs w:val="18"/>
+          <w:shd w:val="clear" w:color="auto" w:fill="FFFFFF"/>
+        </w:rPr>
+      </w:pPr>
+      <w:r>
+        <w:rPr>
+          <w:rFonts w:ascii="Times New Roman" w:hAnsi="Times New Roman" w:cs="Times New Roman"/>
+          <w:sz w:val="18"/>
+          <w:szCs w:val="18"/>
+          <w:shd w:val="clear" w:color="auto" w:fill="FFFFFF"/>
+        </w:rPr>
+        <w:t>0009-0002-8302-7657</w:t>
+      </w:r>
+      <w:r>
+        <w:rPr>
+          <w:rFonts w:ascii="Times New Roman" w:hAnsi="Times New Roman" w:cs="Times New Roman"/>
+          <w:sz w:val="18"/>
+          <w:szCs w:val="18"/>
+          <w:shd w:val="clear" w:color="auto" w:fill="FFFFFF"/>
+        </w:rPr>
+        <w:t>,</w:t>
+      </w:r>
+      <w:r>
+        <w:rPr>
+          <w:rFonts w:ascii="Times New Roman" w:hAnsi="Times New Roman" w:cs="Times New Roman"/>
+          <w:sz w:val="18"/>
+          <w:szCs w:val="18"/>
+          <w:shd w:val="clear" w:color="auto" w:fill="FFFFFF"/>
+        </w:rPr>
+        <w:t xml:space="preserve"> </w:t>
+      </w:r>
+      <w:r>
+        <w:rPr>
+          <w:rFonts w:ascii="Times New Roman" w:hAnsi="Times New Roman" w:cs="Times New Roman"/>
+          <w:sz w:val="18"/>
+          <w:szCs w:val="18"/>
+          <w:shd w:val="clear" w:color="auto" w:fill="FFFFFF"/>
+        </w:rPr>
+        <w:t>0000-0002-7927-0083</w:t>
+      </w:r>
+    </w:p>
+    <w:p>
+      <w:pPr>
+        <w:spacing w:after="0" w:line="480" w:lineRule="auto"/>
+        <w:rPr>
+          <w:rFonts w:ascii="Times New Roman" w:hAnsi="Times New Roman" w:cs="Times New Roman"/>
+          <w:sz w:val="18"/>
+          <w:szCs w:val="18"/>
+        </w:rPr>
+      </w:pPr>
+      <w:r>
+        <w:rPr>
+          <w:rFonts w:ascii="Times New Roman" w:hAnsi="Times New Roman" w:cs="Times New Roman"/>
+          <w:sz w:val="18"/>
+          <w:szCs w:val="18"/>
+        </w:rPr>
+        <w:t xml:space="preserve">hasannarthurrr@gmail.com, </w:t>
+      </w:r>
+      <w:r>
+        <w:rPr>
+          <w:rFonts w:ascii="Times New Roman" w:hAnsi="Times New Roman" w:cs="Times New Roman"/>
+          <w:sz w:val="18"/>
+          <w:szCs w:val="18"/>
+        </w:rPr>
+        <w:t>busratakgil@duzce.edu.tr</w:t>
+      </w:r>
+    </w:p>
+    <w:p>
+      <w:pPr>
+        <w:spacing w:after="0" w:line="480" w:lineRule="auto"/>
+      </w:pPr>
+      <w:r>
+        <w:rPr>
+          <w:rFonts w:ascii="Times New Roman" w:hAnsi="Times New Roman" w:cs="Times New Roman"/>
+          <w:sz w:val="18"/>
+          <w:szCs w:val="18"/>
+        </w:rPr>
+        <w:t xml:space="preserve">İletişim yazarı telefon </w:t>
+      </w:r>
+      <w:proofErr w:type="spellStart"/>
+      <w:r>
+        <w:rPr>
+          <w:rFonts w:ascii="Times New Roman" w:hAnsi="Times New Roman" w:cs="Times New Roman"/>
+          <w:sz w:val="18"/>
+          <w:szCs w:val="18"/>
+        </w:rPr>
+        <w:t>no</w:t>
+      </w:r>
+      <w:proofErr w:type="spellEnd"/>
+      <w:r>
+        <w:rPr>
+          <w:rFonts w:ascii="Times New Roman" w:hAnsi="Times New Roman" w:cs="Times New Roman"/>
+          <w:sz w:val="18"/>
+          <w:szCs w:val="18"/>
+        </w:rPr>
+        <w:t xml:space="preserve">: </w:t>
+      </w:r>
+      <w:r>
+        <w:rPr>
+          <w:rFonts w:ascii="Times New Roman" w:hAnsi="Times New Roman" w:cs="Times New Roman"/>
+          <w:sz w:val="18"/>
+          <w:szCs w:val="18"/>
+        </w:rPr>
+        <w:t>5304757690</w:t>
+      </w:r>
+    </w:p>
+    <w:p>
+      <w:pPr>
         <w:pStyle w:val="NormalWeb"/>
         <w:shd w:val="clear" w:color="auto" w:fill="FFFFFF"/>
         <w:spacing w:before="0" w:beforeAutospacing="0" w:after="0" w:afterAutospacing="0" w:line="360" w:lineRule="auto"/>
         <w:jc w:val="center"/>
-        <w:rPr>
-          <w:b/>
-          <w:bCs/>
-        </w:rPr>
-      </w:pPr>
-      <w:r>
-        <w:rPr>
-          <w:b/>
-          <w:bCs/>
-        </w:rPr>
-        <w:t>AURIS: Çoklu-model topluluk yaklaşımı ile yapay zekâ tarafından üretilen müziklerin tespiti</w:t>
-      </w:r>
-    </w:p>
-    <w:p>
-      <w:pPr>
-        <w:spacing w:after="0" w:line="360" w:lineRule="auto"/>
-        <w:jc w:val="both"/>
-        <w:rPr>
-          <w:rFonts w:ascii="Times New Roman" w:hAnsi="Times New Roman" w:cs="Times New Roman"/>
-          <w:b/>
-          <w:sz w:val="18"/>
-          <w:szCs w:val="18"/>
-        </w:rPr>
-      </w:pPr>
-      <w:r>
-        <w:rPr>
-          <w:rFonts w:ascii="Times New Roman" w:hAnsi="Times New Roman" w:cs="Times New Roman"/>
-          <w:sz w:val="18"/>
-          <w:szCs w:val="18"/>
-          <w:shd w:val="clear" w:color="auto" w:fill="FFFFFF"/>
-        </w:rPr>
-        <w:t>H</w:t>
-      </w:r>
-      <w:r>
-        <w:rPr>
-          <w:rFonts w:ascii="Times New Roman" w:hAnsi="Times New Roman" w:cs="Times New Roman"/>
-          <w:sz w:val="18"/>
-          <w:szCs w:val="18"/>
-          <w:shd w:val="clear" w:color="auto" w:fill="FFFFFF"/>
-        </w:rPr>
-        <w:t>asan Arthur Altuntaş</w:t>
-      </w:r>
-      <w:proofErr w:type="gramStart"/>
-      <w:r>
-        <w:rPr>
-          <w:rFonts w:ascii="Times New Roman" w:hAnsi="Times New Roman" w:cs="Times New Roman"/>
-          <w:sz w:val="18"/>
-          <w:szCs w:val="18"/>
-          <w:shd w:val="clear" w:color="auto" w:fill="FFFFFF"/>
-          <w:vertAlign w:val="superscript"/>
-        </w:rPr>
-        <w:t>1,*</w:t>
-      </w:r>
-      <w:proofErr w:type="gramEnd"/>
-      <w:r>
-        <w:rPr>
-          <w:rFonts w:ascii="Times New Roman" w:hAnsi="Times New Roman" w:cs="Times New Roman"/>
-          <w:sz w:val="18"/>
-          <w:szCs w:val="18"/>
-          <w:shd w:val="clear" w:color="auto" w:fill="FFFFFF"/>
-        </w:rPr>
-        <w:t>,</w:t>
-      </w:r>
-      <w:r>
-        <w:rPr>
-          <w:rFonts w:ascii="Times New Roman" w:hAnsi="Times New Roman" w:cs="Times New Roman"/>
-          <w:sz w:val="18"/>
-          <w:szCs w:val="18"/>
-          <w:shd w:val="clear" w:color="auto" w:fill="FFFFFF"/>
-        </w:rPr>
-        <w:t xml:space="preserve"> </w:t>
-      </w:r>
-      <w:r>
-        <w:rPr>
-          <w:rFonts w:ascii="Times New Roman" w:hAnsi="Times New Roman" w:cs="Times New Roman"/>
-          <w:sz w:val="18"/>
-          <w:szCs w:val="18"/>
-          <w:shd w:val="clear" w:color="auto" w:fill="FFFFFF"/>
-        </w:rPr>
-        <w:t>Büşra Takgil</w:t>
-      </w:r>
-      <w:r>
-        <w:rPr>
-          <w:rFonts w:ascii="Times New Roman" w:hAnsi="Times New Roman" w:cs="Times New Roman"/>
-          <w:sz w:val="18"/>
-          <w:szCs w:val="18"/>
-          <w:shd w:val="clear" w:color="auto" w:fill="FFFFFF"/>
-          <w:vertAlign w:val="superscript"/>
-        </w:rPr>
-        <w:t>1</w:t>
-      </w:r>
-    </w:p>
-    <w:p>
-      <w:pPr>
-        <w:spacing w:after="0" w:line="360" w:lineRule="auto"/>
-        <w:jc w:val="both"/>
-        <w:rPr>
-          <w:rFonts w:ascii="Times New Roman" w:hAnsi="Times New Roman" w:cs="Times New Roman"/>
-          <w:sz w:val="18"/>
-          <w:szCs w:val="18"/>
-        </w:rPr>
-      </w:pPr>
-      <w:r>
-        <w:rPr>
-          <w:rFonts w:ascii="Times New Roman" w:hAnsi="Times New Roman" w:cs="Times New Roman"/>
-          <w:sz w:val="18"/>
-          <w:szCs w:val="18"/>
-          <w:shd w:val="clear" w:color="auto" w:fill="FFFFFF"/>
-          <w:vertAlign w:val="superscript"/>
-        </w:rPr>
-        <w:t>1</w:t>
-      </w:r>
-      <w:r>
-        <w:rPr>
-          <w:rFonts w:ascii="Times New Roman" w:hAnsi="Times New Roman" w:cs="Times New Roman"/>
-          <w:sz w:val="18"/>
-          <w:szCs w:val="18"/>
-        </w:rPr>
-        <w:t>Düzce Üniversitesi, Mühendislik Fakültesi, Bilgisayar Mühendisliği Bölümü, 81620, Düzce, Türkiye</w:t>
-      </w:r>
-    </w:p>
-    <w:p>
-      <w:pPr>
-        <w:spacing w:after="0" w:line="360" w:lineRule="auto"/>
-        <w:jc w:val="both"/>
-        <w:rPr>
-          <w:rFonts w:ascii="Times New Roman" w:hAnsi="Times New Roman" w:cs="Times New Roman"/>
-          <w:sz w:val="18"/>
-          <w:szCs w:val="18"/>
-          <w:shd w:val="clear" w:color="auto" w:fill="FFFFFF"/>
-        </w:rPr>
-      </w:pPr>
-      <w:r>
-        <w:rPr>
-          <w:rFonts w:ascii="Times New Roman" w:hAnsi="Times New Roman" w:cs="Times New Roman"/>
-          <w:sz w:val="18"/>
-          <w:szCs w:val="18"/>
-          <w:shd w:val="clear" w:color="auto" w:fill="FFFFFF"/>
-        </w:rPr>
-        <w:t>0009-0002-8302-7657</w:t>
-      </w:r>
-      <w:r>
-        <w:rPr>
-          <w:rFonts w:ascii="Times New Roman" w:hAnsi="Times New Roman" w:cs="Times New Roman"/>
-          <w:sz w:val="18"/>
-          <w:szCs w:val="18"/>
-          <w:shd w:val="clear" w:color="auto" w:fill="FFFFFF"/>
-        </w:rPr>
-        <w:t>,</w:t>
-      </w:r>
-      <w:r>
-        <w:rPr>
-          <w:rFonts w:ascii="Times New Roman" w:hAnsi="Times New Roman" w:cs="Times New Roman"/>
-          <w:sz w:val="18"/>
-          <w:szCs w:val="18"/>
-          <w:shd w:val="clear" w:color="auto" w:fill="FFFFFF"/>
-        </w:rPr>
-        <w:t xml:space="preserve"> </w:t>
-      </w:r>
-      <w:r>
-        <w:rPr>
-          <w:rFonts w:ascii="Times New Roman" w:hAnsi="Times New Roman" w:cs="Times New Roman"/>
-          <w:sz w:val="18"/>
-          <w:szCs w:val="18"/>
-          <w:shd w:val="clear" w:color="auto" w:fill="FFFFFF"/>
-        </w:rPr>
-        <w:t>0000-0002-7927-0083</w:t>
-      </w:r>
-    </w:p>
-    <w:p>
-      <w:pPr>
-        <w:spacing w:after="0" w:line="480" w:lineRule="auto"/>
-        <w:rPr>
-          <w:rFonts w:ascii="Times New Roman" w:hAnsi="Times New Roman" w:cs="Times New Roman"/>
-          <w:sz w:val="18"/>
-          <w:szCs w:val="18"/>
-        </w:rPr>
-      </w:pPr>
-      <w:r>
-        <w:rPr>
-          <w:rFonts w:ascii="Times New Roman" w:hAnsi="Times New Roman" w:cs="Times New Roman"/>
-          <w:sz w:val="18"/>
-          <w:szCs w:val="18"/>
-        </w:rPr>
-        <w:t xml:space="preserve">hasannarthurrr@gmail.com, </w:t>
-      </w:r>
-      <w:r>
-        <w:rPr>
-          <w:rFonts w:ascii="Times New Roman" w:hAnsi="Times New Roman" w:cs="Times New Roman"/>
-          <w:sz w:val="18"/>
-          <w:szCs w:val="18"/>
-        </w:rPr>
-        <w:t>busratakgil@duzce.edu.tr</w:t>
-      </w:r>
-    </w:p>
-    <w:p>
-      <w:pPr>
-        <w:spacing w:after="0" w:line="480" w:lineRule="auto"/>
-      </w:pPr>
-      <w:r>
-        <w:rPr>
-          <w:rFonts w:ascii="Times New Roman" w:hAnsi="Times New Roman" w:cs="Times New Roman"/>
-          <w:sz w:val="18"/>
-          <w:szCs w:val="18"/>
-        </w:rPr>
-        <w:t xml:space="preserve">İletişim yazarı telefon </w:t>
-      </w:r>
-      <w:proofErr w:type="spellStart"/>
-      <w:r>
-        <w:rPr>
-          <w:rFonts w:ascii="Times New Roman" w:hAnsi="Times New Roman" w:cs="Times New Roman"/>
-          <w:sz w:val="18"/>
-          <w:szCs w:val="18"/>
-        </w:rPr>
-        <w:t>no</w:t>
-      </w:r>
-      <w:proofErr w:type="spellEnd"/>
-      <w:r>
-        <w:rPr>
-          <w:rFonts w:ascii="Times New Roman" w:hAnsi="Times New Roman" w:cs="Times New Roman"/>
-          <w:sz w:val="18"/>
-          <w:szCs w:val="18"/>
-        </w:rPr>
-        <w:t xml:space="preserve">: </w:t>
-      </w:r>
-      <w:r>
-        <w:rPr>
-          <w:rFonts w:ascii="Times New Roman" w:hAnsi="Times New Roman" w:cs="Times New Roman"/>
-          <w:sz w:val="18"/>
-          <w:szCs w:val="18"/>
-        </w:rPr>
-        <w:t>5304757690</w:t>
-      </w:r>
+      </w:pPr>
     </w:p>
     <w:p>
       <w:pPr>
@@ -248,25 +300,37 @@
         <w:shd w:val="clear" w:color="auto" w:fill="FFFFFF"/>
         <w:spacing w:before="0" w:beforeAutospacing="0" w:after="0" w:afterAutospacing="0" w:line="360" w:lineRule="auto"/>
         <w:jc w:val="center"/>
-      </w:pPr>
-    </w:p>
-    <w:p>
-      <w:pPr>
-        <w:pStyle w:val="NormalWeb"/>
-        <w:shd w:val="clear" w:color="auto" w:fill="FFFFFF"/>
-        <w:spacing w:before="0" w:beforeAutospacing="0" w:after="0" w:afterAutospacing="0" w:line="360" w:lineRule="auto"/>
-        <w:jc w:val="center"/>
-        <w:rPr>
-          <w:rStyle w:val="Gl"/>
-        </w:rPr>
-      </w:pPr>
-      <w:r>
         <w:rPr>
           <w:b/>
           <w:bCs/>
           <w:lang w:val="en-US"/>
         </w:rPr>
-        <w:t>AURIS: A multi-model ensemble approach for the detection of AI-generated music</w:t>
+      </w:pPr>
+      <w:r>
+        <w:rPr>
+          <w:b/>
+          <w:bCs/>
+          <w:lang w:val="en-US"/>
+        </w:rPr>
+        <w:t xml:space="preserve">Community Learning in the Detection of AI-Generated Music: A </w:t>
+      </w:r>
+      <w:proofErr w:type="spellStart"/>
+      <w:r>
+        <w:rPr>
+          <w:b/>
+          <w:bCs/>
+          <w:lang w:val="en-US"/>
+        </w:rPr>
+        <w:t>LightGBM</w:t>
+      </w:r>
+      <w:proofErr w:type="spellEnd"/>
+      <w:r>
+        <w:rPr>
+          <w:b/>
+          <w:bCs/>
+          <w:lang w:val="en-US"/>
+        </w:rPr>
+        <w:t>-Based Approach Using Heterogeneous Acoustic Features</w:t>
       </w:r>
     </w:p>
     <w:p>
